--- a/9 семестр/Математические методы сокрытия и маскирования информации/Лабораторная 1/Документы/8.1.docx
+++ b/9 семестр/Математические методы сокрытия и маскирования информации/Лабораторная 1/Документы/8.1.docx
@@ -36,110 +36,121 @@
       <w:r>
         <w:rPr>
           <w:rFonts w:ascii="Georgia" w:hAnsi="Georgia" w:eastAsia="Times New Roman" w:cs="Courier New"/>
-          <w:sz w:val="30"/>
-          <w:szCs w:val="30"/>
-          <w:lang w:eastAsia="ru-RU"/>
-          <w:color w:val="FF0000"/>
+          <w:color w:val="333333"/>
+          <w:sz w:val="30"/>
+          <w:szCs w:val="30"/>
+          <w:lang w:eastAsia="ru-RU"/>
+          <w:spacing w:val="20"/>
         </w:rPr>
         <w:t xml:space="preserve">П</w:t>
       </w:r>
       <w:r>
         <w:rPr>
           <w:rFonts w:ascii="Georgia" w:hAnsi="Georgia" w:eastAsia="Times New Roman" w:cs="Courier New"/>
-          <w:sz w:val="30"/>
-          <w:szCs w:val="30"/>
-          <w:lang w:eastAsia="ru-RU"/>
-          <w:color w:val="FF0000"/>
+          <w:color w:val="333333"/>
+          <w:sz w:val="30"/>
+          <w:szCs w:val="30"/>
+          <w:lang w:eastAsia="ru-RU"/>
+          <w:spacing w:val="20"/>
         </w:rPr>
         <w:t xml:space="preserve">ч</w:t>
       </w:r>
       <w:r>
         <w:rPr>
           <w:rFonts w:ascii="Georgia" w:hAnsi="Georgia" w:eastAsia="Times New Roman" w:cs="Courier New"/>
-          <w:sz w:val="30"/>
-          <w:szCs w:val="30"/>
-          <w:lang w:eastAsia="ru-RU"/>
-          <w:color w:val="FF0000"/>
+          <w:color w:val="333333"/>
+          <w:sz w:val="30"/>
+          <w:szCs w:val="30"/>
+          <w:lang w:eastAsia="ru-RU"/>
+          <w:spacing w:val="0"/>
         </w:rPr>
         <w:t xml:space="preserve">е</w:t>
       </w:r>
       <w:r>
         <w:rPr>
           <w:rFonts w:ascii="Georgia" w:hAnsi="Georgia" w:eastAsia="Times New Roman" w:cs="Courier New"/>
-          <w:sz w:val="30"/>
-          <w:szCs w:val="30"/>
-          <w:lang w:eastAsia="ru-RU"/>
-          <w:color w:val="FF0000"/>
+          <w:color w:val="333333"/>
+          <w:sz w:val="30"/>
+          <w:szCs w:val="30"/>
+          <w:lang w:eastAsia="ru-RU"/>
+          <w:spacing w:val="20"/>
         </w:rPr>
         <w:t xml:space="preserve">л</w:t>
       </w:r>
       <w:r>
         <w:rPr>
           <w:rFonts w:ascii="Georgia" w:hAnsi="Georgia" w:eastAsia="Times New Roman" w:cs="Courier New"/>
-          <w:sz w:val="30"/>
-          <w:szCs w:val="30"/>
-          <w:lang w:eastAsia="ru-RU"/>
-          <w:color w:val="FF0000"/>
+          <w:color w:val="333333"/>
+          <w:sz w:val="30"/>
+          <w:szCs w:val="30"/>
+          <w:lang w:eastAsia="ru-RU"/>
+          <w:spacing w:val="0"/>
         </w:rPr>
         <w:t xml:space="preserve">и</w:t>
       </w:r>
       <w:r>
         <w:rPr>
           <w:rFonts w:ascii="Georgia" w:hAnsi="Georgia" w:eastAsia="Times New Roman" w:cs="Courier New"/>
-          <w:sz w:val="30"/>
-          <w:szCs w:val="30"/>
-          <w:lang w:eastAsia="ru-RU"/>
-          <w:color w:val="000000"/>
+          <w:color w:val="333333"/>
+          <w:sz w:val="30"/>
+          <w:szCs w:val="30"/>
+          <w:lang w:eastAsia="ru-RU"/>
+          <w:spacing w:val="0"/>
         </w:rPr>
         <w:t xml:space="preserve">н</w:t>
       </w:r>
       <w:r>
         <w:rPr>
           <w:rFonts w:ascii="Georgia" w:hAnsi="Georgia" w:eastAsia="Times New Roman" w:cs="Courier New"/>
-          <w:sz w:val="30"/>
-          <w:szCs w:val="30"/>
-          <w:lang w:eastAsia="ru-RU"/>
-          <w:color w:val="FF0000"/>
+          <w:color w:val="333333"/>
+          <w:sz w:val="30"/>
+          <w:szCs w:val="30"/>
+          <w:lang w:eastAsia="ru-RU"/>
+          <w:spacing w:val="0"/>
         </w:rPr>
         <w:t xml:space="preserve">ы</w:t>
       </w:r>
       <w:r>
         <w:rPr>
           <w:rFonts w:ascii="Georgia" w:hAnsi="Georgia" w:eastAsia="Times New Roman" w:cs="Courier New"/>
-          <w:sz w:val="30"/>
-          <w:szCs w:val="30"/>
-          <w:lang w:eastAsia="ru-RU"/>
-          <w:color w:val="000000"/>
+          <w:color w:val="333333"/>
+          <w:sz w:val="30"/>
+          <w:szCs w:val="30"/>
+          <w:lang w:eastAsia="ru-RU"/>
+          <w:spacing w:val="0"/>
         </w:rPr>
         <w:t xml:space="preserve">й</w:t>
       </w:r>
       <w:r>
         <w:rPr>
           <w:rFonts w:ascii="Georgia" w:hAnsi="Georgia" w:eastAsia="Times New Roman" w:cs="Courier New"/>
-          <w:sz w:val="30"/>
-          <w:szCs w:val="30"/>
-          <w:lang w:eastAsia="ru-RU"/>
-          <w:color w:val="FF0000"/>
-        </w:rPr>
-        <w:t xml:space="preserve"> </w:t>
-      </w:r>
-      <w:r>
-        <w:rPr>
-          <w:rFonts w:ascii="Georgia" w:hAnsi="Georgia" w:eastAsia="Times New Roman" w:cs="Courier New"/>
-          <w:sz w:val="30"/>
-          <w:szCs w:val="30"/>
-          <w:lang w:eastAsia="ru-RU"/>
-          <w:color w:val="FF0000"/>
+          <w:color w:val="333333"/>
+          <w:sz w:val="30"/>
+          <w:szCs w:val="30"/>
+          <w:lang w:eastAsia="ru-RU"/>
+          <w:spacing w:val="20"/>
+        </w:rPr>
+        <w:t xml:space="preserve"> </w:t>
+      </w:r>
+      <w:r>
+        <w:rPr>
+          <w:rFonts w:ascii="Georgia" w:hAnsi="Georgia" w:eastAsia="Times New Roman" w:cs="Courier New"/>
+          <w:color w:val="333333"/>
+          <w:sz w:val="30"/>
+          <w:szCs w:val="30"/>
+          <w:lang w:eastAsia="ru-RU"/>
+          <w:spacing w:val="20"/>
         </w:rPr>
         <w:t xml:space="preserve">я</w:t>
       </w:r>
       <w:r>
         <w:rPr>
           <w:rFonts w:ascii="Georgia" w:hAnsi="Georgia" w:eastAsia="Times New Roman" w:cs="Courier New"/>
-          <w:sz w:val="30"/>
-          <w:szCs w:val="30"/>
-          <w:lang w:eastAsia="ru-RU"/>
-          <w:color w:val="000000"/>
+          <w:color w:val="333333"/>
+          <w:sz w:val="30"/>
+          <w:szCs w:val="30"/>
+          <w:lang w:eastAsia="ru-RU"/>
+          <w:spacing w:val="0"/>
         </w:rPr>
         <w:t xml:space="preserve">д</w:t>
       </w:r>
@@ -177,240 +188,264 @@
       <w:r>
         <w:rPr>
           <w:rFonts w:ascii="Georgia" w:hAnsi="Georgia" w:eastAsia="Times New Roman" w:cs="Courier New"/>
-          <w:sz w:val="30"/>
-          <w:szCs w:val="30"/>
-          <w:lang w:eastAsia="ru-RU"/>
-          <w:color w:val="FF0000"/>
+          <w:color w:val="333333"/>
+          <w:sz w:val="30"/>
+          <w:szCs w:val="30"/>
+          <w:lang w:eastAsia="ru-RU"/>
+          <w:spacing w:val="20"/>
         </w:rPr>
         <w:t xml:space="preserve">Н</w:t>
       </w:r>
       <w:r>
         <w:rPr>
           <w:rFonts w:ascii="Georgia" w:hAnsi="Georgia" w:eastAsia="Times New Roman" w:cs="Courier New"/>
-          <w:sz w:val="30"/>
-          <w:szCs w:val="30"/>
-          <w:lang w:eastAsia="ru-RU"/>
-          <w:color w:val="FF0000"/>
+          <w:color w:val="333333"/>
+          <w:sz w:val="30"/>
+          <w:szCs w:val="30"/>
+          <w:lang w:eastAsia="ru-RU"/>
+          <w:spacing w:val="0"/>
         </w:rPr>
         <w:t xml:space="preserve">а</w:t>
       </w:r>
       <w:r>
         <w:rPr>
           <w:rFonts w:ascii="Georgia" w:hAnsi="Georgia" w:eastAsia="Times New Roman" w:cs="Courier New"/>
-          <w:sz w:val="30"/>
-          <w:szCs w:val="30"/>
-          <w:lang w:eastAsia="ru-RU"/>
-          <w:color w:val="FF0000"/>
-        </w:rPr>
-        <w:t xml:space="preserve"> </w:t>
-      </w:r>
-      <w:r>
-        <w:rPr>
-          <w:rFonts w:ascii="Georgia" w:hAnsi="Georgia" w:eastAsia="Times New Roman" w:cs="Courier New"/>
-          <w:sz w:val="30"/>
-          <w:szCs w:val="30"/>
-          <w:lang w:eastAsia="ru-RU"/>
-          <w:color w:val="FF0000"/>
+          <w:color w:val="333333"/>
+          <w:sz w:val="30"/>
+          <w:szCs w:val="30"/>
+          <w:lang w:eastAsia="ru-RU"/>
+          <w:spacing w:val="0"/>
+        </w:rPr>
+        <w:t xml:space="preserve"> </w:t>
+      </w:r>
+      <w:r>
+        <w:rPr>
+          <w:rFonts w:ascii="Georgia" w:hAnsi="Georgia" w:eastAsia="Times New Roman" w:cs="Courier New"/>
+          <w:color w:val="333333"/>
+          <w:sz w:val="30"/>
+          <w:szCs w:val="30"/>
+          <w:lang w:eastAsia="ru-RU"/>
+          <w:spacing w:val="20"/>
         </w:rPr>
         <w:t xml:space="preserve">Н</w:t>
       </w:r>
       <w:r>
         <w:rPr>
           <w:rFonts w:ascii="Georgia" w:hAnsi="Georgia" w:eastAsia="Times New Roman" w:cs="Courier New"/>
-          <w:sz w:val="30"/>
-          <w:szCs w:val="30"/>
-          <w:lang w:eastAsia="ru-RU"/>
-          <w:color w:val="000000"/>
+          <w:color w:val="333333"/>
+          <w:sz w:val="30"/>
+          <w:szCs w:val="30"/>
+          <w:lang w:eastAsia="ru-RU"/>
+          <w:spacing w:val="0"/>
         </w:rPr>
         <w:t xml:space="preserve">е</w:t>
       </w:r>
       <w:r>
         <w:rPr>
           <w:rFonts w:ascii="Georgia" w:hAnsi="Georgia" w:eastAsia="Times New Roman" w:cs="Courier New"/>
-          <w:sz w:val="30"/>
-          <w:szCs w:val="30"/>
-          <w:lang w:eastAsia="ru-RU"/>
-          <w:color w:val="FF0000"/>
+          <w:color w:val="333333"/>
+          <w:sz w:val="30"/>
+          <w:szCs w:val="30"/>
+          <w:lang w:eastAsia="ru-RU"/>
+          <w:spacing w:val="20"/>
         </w:rPr>
         <w:t xml:space="preserve">г</w:t>
       </w:r>
       <w:r>
         <w:rPr>
           <w:rFonts w:ascii="Georgia" w:hAnsi="Georgia" w:eastAsia="Times New Roman" w:cs="Courier New"/>
-          <w:sz w:val="30"/>
-          <w:szCs w:val="30"/>
-          <w:lang w:eastAsia="ru-RU"/>
-          <w:color w:val="FF0000"/>
+          <w:color w:val="333333"/>
+          <w:sz w:val="30"/>
+          <w:szCs w:val="30"/>
+          <w:lang w:eastAsia="ru-RU"/>
+          <w:spacing w:val="20"/>
         </w:rPr>
         <w:t xml:space="preserve">л</w:t>
       </w:r>
       <w:r>
         <w:rPr>
           <w:rFonts w:ascii="Georgia" w:hAnsi="Georgia" w:eastAsia="Times New Roman" w:cs="Courier New"/>
-          <w:sz w:val="30"/>
-          <w:szCs w:val="30"/>
-          <w:lang w:eastAsia="ru-RU"/>
-          <w:color w:val="000000"/>
+          <w:color w:val="333333"/>
+          <w:sz w:val="30"/>
+          <w:szCs w:val="30"/>
+          <w:lang w:eastAsia="ru-RU"/>
+          <w:spacing w:val="0"/>
         </w:rPr>
         <w:t xml:space="preserve">и</w:t>
       </w:r>
       <w:r>
         <w:rPr>
           <w:rFonts w:ascii="Georgia" w:hAnsi="Georgia" w:eastAsia="Times New Roman" w:cs="Courier New"/>
-          <w:sz w:val="30"/>
-          <w:szCs w:val="30"/>
-          <w:lang w:eastAsia="ru-RU"/>
-          <w:color w:val="FF0000"/>
+          <w:color w:val="333333"/>
+          <w:sz w:val="30"/>
+          <w:szCs w:val="30"/>
+          <w:lang w:eastAsia="ru-RU"/>
+          <w:spacing w:val="0"/>
         </w:rPr>
         <w:t xml:space="preserve">н</w:t>
       </w:r>
       <w:r>
         <w:rPr>
           <w:rFonts w:ascii="Georgia" w:hAnsi="Georgia" w:eastAsia="Times New Roman" w:cs="Courier New"/>
-          <w:sz w:val="30"/>
-          <w:szCs w:val="30"/>
-          <w:lang w:eastAsia="ru-RU"/>
-          <w:color w:val="000000"/>
+          <w:color w:val="333333"/>
+          <w:sz w:val="30"/>
+          <w:szCs w:val="30"/>
+          <w:lang w:eastAsia="ru-RU"/>
+          <w:spacing w:val="20"/>
         </w:rPr>
         <w:t xml:space="preserve">н</w:t>
       </w:r>
       <w:r>
         <w:rPr>
           <w:rFonts w:ascii="Georgia" w:hAnsi="Georgia" w:eastAsia="Times New Roman" w:cs="Courier New"/>
-          <w:sz w:val="30"/>
-          <w:szCs w:val="30"/>
-          <w:lang w:eastAsia="ru-RU"/>
-          <w:color w:val="FF0000"/>
+          <w:color w:val="333333"/>
+          <w:sz w:val="30"/>
+          <w:szCs w:val="30"/>
+          <w:lang w:eastAsia="ru-RU"/>
+          <w:spacing w:val="0"/>
         </w:rPr>
         <w:t xml:space="preserve">о</w:t>
       </w:r>
       <w:r>
         <w:rPr>
           <w:rFonts w:ascii="Georgia" w:hAnsi="Georgia" w:eastAsia="Times New Roman" w:cs="Courier New"/>
-          <w:sz w:val="30"/>
-          <w:szCs w:val="30"/>
-          <w:lang w:eastAsia="ru-RU"/>
-          <w:color w:val="000000"/>
+          <w:color w:val="333333"/>
+          <w:sz w:val="30"/>
+          <w:szCs w:val="30"/>
+          <w:lang w:eastAsia="ru-RU"/>
+          <w:spacing w:val="0"/>
         </w:rPr>
         <w:t xml:space="preserve">й</w:t>
       </w:r>
       <w:r>
         <w:rPr>
           <w:rFonts w:ascii="Georgia" w:hAnsi="Georgia" w:eastAsia="Times New Roman" w:cs="Courier New"/>
-          <w:sz w:val="30"/>
-          <w:szCs w:val="30"/>
-          <w:lang w:eastAsia="ru-RU"/>
-          <w:color w:val="FF0000"/>
-        </w:rPr>
-        <w:t xml:space="preserve"> </w:t>
-      </w:r>
-      <w:r>
-        <w:rPr>
-          <w:rFonts w:ascii="Georgia" w:hAnsi="Georgia" w:eastAsia="Times New Roman" w:cs="Courier New"/>
-          <w:sz w:val="30"/>
-          <w:szCs w:val="30"/>
-          <w:lang w:eastAsia="ru-RU"/>
-          <w:color w:val="FF0000"/>
+          <w:color w:val="333333"/>
+          <w:sz w:val="30"/>
+          <w:szCs w:val="30"/>
+          <w:lang w:eastAsia="ru-RU"/>
+          <w:spacing w:val="20"/>
+        </w:rPr>
+        <w:t xml:space="preserve"> </w:t>
+      </w:r>
+      <w:r>
+        <w:rPr>
+          <w:rFonts w:ascii="Georgia" w:hAnsi="Georgia" w:eastAsia="Times New Roman" w:cs="Courier New"/>
+          <w:color w:val="333333"/>
+          <w:sz w:val="30"/>
+          <w:szCs w:val="30"/>
+          <w:lang w:eastAsia="ru-RU"/>
+          <w:spacing w:val="20"/>
         </w:rPr>
         <w:t xml:space="preserve">н</w:t>
       </w:r>
       <w:r>
         <w:rPr>
           <w:rFonts w:ascii="Georgia" w:hAnsi="Georgia" w:eastAsia="Times New Roman" w:cs="Courier New"/>
-          <w:sz w:val="30"/>
-          <w:szCs w:val="30"/>
-          <w:lang w:eastAsia="ru-RU"/>
-          <w:color w:val="000000"/>
+          <w:color w:val="333333"/>
+          <w:sz w:val="30"/>
+          <w:szCs w:val="30"/>
+          <w:lang w:eastAsia="ru-RU"/>
+          <w:spacing w:val="20"/>
         </w:rPr>
         <w:t xml:space="preserve">о</w:t>
       </w:r>
       <w:r>
         <w:rPr>
           <w:rFonts w:ascii="Georgia" w:hAnsi="Georgia" w:eastAsia="Times New Roman" w:cs="Courier New"/>
-          <w:sz w:val="30"/>
-          <w:szCs w:val="30"/>
-          <w:lang w:eastAsia="ru-RU"/>
-          <w:color w:val="000000"/>
+          <w:color w:val="333333"/>
+          <w:sz w:val="30"/>
+          <w:szCs w:val="30"/>
+          <w:lang w:eastAsia="ru-RU"/>
+          <w:spacing w:val="0"/>
         </w:rPr>
         <w:t xml:space="preserve">в</w:t>
       </w:r>
       <w:r>
         <w:rPr>
           <w:rFonts w:ascii="Georgia" w:hAnsi="Georgia" w:eastAsia="Times New Roman" w:cs="Courier New"/>
-          <w:sz w:val="30"/>
-          <w:szCs w:val="30"/>
-          <w:lang w:eastAsia="ru-RU"/>
-          <w:color w:val="FF0000"/>
+          <w:color w:val="333333"/>
+          <w:sz w:val="30"/>
+          <w:szCs w:val="30"/>
+          <w:lang w:eastAsia="ru-RU"/>
+          <w:spacing w:val="20"/>
         </w:rPr>
         <w:t xml:space="preserve">ы</w:t>
       </w:r>
       <w:r>
         <w:rPr>
           <w:rFonts w:ascii="Georgia" w:hAnsi="Georgia" w:eastAsia="Times New Roman" w:cs="Courier New"/>
-          <w:sz w:val="30"/>
-          <w:szCs w:val="30"/>
-          <w:lang w:eastAsia="ru-RU"/>
-          <w:color w:val="000000"/>
+          <w:color w:val="333333"/>
+          <w:sz w:val="30"/>
+          <w:szCs w:val="30"/>
+          <w:lang w:eastAsia="ru-RU"/>
+          <w:spacing w:val="0"/>
         </w:rPr>
         <w:t xml:space="preserve">й</w:t>
       </w:r>
       <w:r>
         <w:rPr>
           <w:rFonts w:ascii="Georgia" w:hAnsi="Georgia" w:eastAsia="Times New Roman" w:cs="Courier New"/>
-          <w:sz w:val="30"/>
-          <w:szCs w:val="30"/>
-          <w:lang w:eastAsia="ru-RU"/>
-          <w:color w:val="FF0000"/>
-        </w:rPr>
-        <w:t xml:space="preserve"> </w:t>
-      </w:r>
-      <w:r>
-        <w:rPr>
-          <w:rFonts w:ascii="Georgia" w:hAnsi="Georgia" w:eastAsia="Times New Roman" w:cs="Courier New"/>
-          <w:sz w:val="30"/>
-          <w:szCs w:val="30"/>
-          <w:lang w:eastAsia="ru-RU"/>
-          <w:color w:val="FF0000"/>
+          <w:color w:val="333333"/>
+          <w:sz w:val="30"/>
+          <w:szCs w:val="30"/>
+          <w:lang w:eastAsia="ru-RU"/>
+          <w:spacing w:val="20"/>
+        </w:rPr>
+        <w:t xml:space="preserve"> </w:t>
+      </w:r>
+      <w:r>
+        <w:rPr>
+          <w:rFonts w:ascii="Georgia" w:hAnsi="Georgia" w:eastAsia="Times New Roman" w:cs="Courier New"/>
+          <w:color w:val="333333"/>
+          <w:sz w:val="30"/>
+          <w:szCs w:val="30"/>
+          <w:lang w:eastAsia="ru-RU"/>
+          <w:spacing w:val="20"/>
         </w:rPr>
         <w:t xml:space="preserve">д</w:t>
       </w:r>
       <w:r>
         <w:rPr>
           <w:rFonts w:ascii="Georgia" w:hAnsi="Georgia" w:eastAsia="Times New Roman" w:cs="Courier New"/>
-          <w:sz w:val="30"/>
-          <w:szCs w:val="30"/>
-          <w:lang w:eastAsia="ru-RU"/>
-          <w:color w:val="000000"/>
+          <w:color w:val="333333"/>
+          <w:sz w:val="30"/>
+          <w:szCs w:val="30"/>
+          <w:lang w:eastAsia="ru-RU"/>
+          <w:spacing w:val="20"/>
         </w:rPr>
         <w:t xml:space="preserve">о</w:t>
       </w:r>
       <w:r>
         <w:rPr>
           <w:rFonts w:ascii="Georgia" w:hAnsi="Georgia" w:eastAsia="Times New Roman" w:cs="Courier New"/>
-          <w:sz w:val="30"/>
-          <w:szCs w:val="30"/>
-          <w:lang w:eastAsia="ru-RU"/>
-          <w:color w:val="FF0000"/>
+          <w:color w:val="333333"/>
+          <w:sz w:val="30"/>
+          <w:szCs w:val="30"/>
+          <w:lang w:eastAsia="ru-RU"/>
+          <w:spacing w:val="20"/>
         </w:rPr>
         <w:t xml:space="preserve">м</w:t>
       </w:r>
       <w:r>
         <w:rPr>
           <w:rFonts w:ascii="Georgia" w:hAnsi="Georgia" w:eastAsia="Times New Roman" w:cs="Courier New"/>
-          <w:sz w:val="30"/>
-          <w:szCs w:val="30"/>
-          <w:lang w:eastAsia="ru-RU"/>
-          <w:color w:val="000000"/>
-        </w:rPr>
-        <w:t xml:space="preserve"> </w:t>
-      </w:r>
-      <w:r>
-        <w:rPr>
-          <w:rFonts w:ascii="Georgia" w:hAnsi="Georgia" w:eastAsia="Times New Roman" w:cs="Courier New"/>
-          <w:sz w:val="30"/>
-          <w:szCs w:val="30"/>
-          <w:lang w:eastAsia="ru-RU"/>
-          <w:color w:val="000000"/>
+          <w:color w:val="333333"/>
+          <w:sz w:val="30"/>
+          <w:szCs w:val="30"/>
+          <w:lang w:eastAsia="ru-RU"/>
+          <w:spacing w:val="20"/>
+        </w:rPr>
+        <w:t xml:space="preserve"> </w:t>
+      </w:r>
+      <w:r>
+        <w:rPr>
+          <w:rFonts w:ascii="Georgia" w:hAnsi="Georgia" w:eastAsia="Times New Roman" w:cs="Courier New"/>
+          <w:color w:val="333333"/>
+          <w:sz w:val="30"/>
+          <w:szCs w:val="30"/>
+          <w:lang w:eastAsia="ru-RU"/>
+          <w:spacing w:val="0"/>
         </w:rPr>
         <w:t xml:space="preserve">—</w:t>
       </w:r>
@@ -448,170 +483,187 @@
       <w:r>
         <w:rPr>
           <w:rFonts w:ascii="Georgia" w:hAnsi="Georgia" w:eastAsia="Times New Roman" w:cs="Courier New"/>
-          <w:sz w:val="30"/>
-          <w:szCs w:val="30"/>
-          <w:lang w:eastAsia="ru-RU"/>
-          <w:color w:val="000000"/>
+          <w:color w:val="333333"/>
+          <w:sz w:val="30"/>
+          <w:szCs w:val="30"/>
+          <w:lang w:eastAsia="ru-RU"/>
+          <w:spacing w:val="0"/>
         </w:rPr>
         <w:t xml:space="preserve">В</w:t>
       </w:r>
       <w:r>
         <w:rPr>
           <w:rFonts w:ascii="Georgia" w:hAnsi="Georgia" w:eastAsia="Times New Roman" w:cs="Courier New"/>
-          <w:sz w:val="30"/>
-          <w:szCs w:val="30"/>
-          <w:lang w:eastAsia="ru-RU"/>
-          <w:color w:val="000000"/>
-        </w:rPr>
-        <w:t xml:space="preserve"> </w:t>
-      </w:r>
-      <w:r>
-        <w:rPr>
-          <w:rFonts w:ascii="Georgia" w:hAnsi="Georgia" w:eastAsia="Times New Roman" w:cs="Courier New"/>
-          <w:sz w:val="30"/>
-          <w:szCs w:val="30"/>
-          <w:lang w:eastAsia="ru-RU"/>
-          <w:color w:val="FF0000"/>
+          <w:color w:val="333333"/>
+          <w:sz w:val="30"/>
+          <w:szCs w:val="30"/>
+          <w:lang w:eastAsia="ru-RU"/>
+          <w:spacing w:val="0"/>
+        </w:rPr>
+        <w:t xml:space="preserve"> </w:t>
+      </w:r>
+      <w:r>
+        <w:rPr>
+          <w:rFonts w:ascii="Georgia" w:hAnsi="Georgia" w:eastAsia="Times New Roman" w:cs="Courier New"/>
+          <w:color w:val="333333"/>
+          <w:sz w:val="30"/>
+          <w:szCs w:val="30"/>
+          <w:lang w:eastAsia="ru-RU"/>
+          <w:spacing w:val="20"/>
         </w:rPr>
         <w:t xml:space="preserve">з</w:t>
       </w:r>
       <w:r>
         <w:rPr>
           <w:rFonts w:ascii="Georgia" w:hAnsi="Georgia" w:eastAsia="Times New Roman" w:cs="Courier New"/>
-          <w:sz w:val="30"/>
-          <w:szCs w:val="30"/>
-          <w:lang w:eastAsia="ru-RU"/>
-          <w:color w:val="000000"/>
+          <w:color w:val="333333"/>
+          <w:sz w:val="30"/>
+          <w:szCs w:val="30"/>
+          <w:lang w:eastAsia="ru-RU"/>
+          <w:spacing w:val="0"/>
         </w:rPr>
         <w:t xml:space="preserve">е</w:t>
       </w:r>
       <w:r>
         <w:rPr>
           <w:rFonts w:ascii="Georgia" w:hAnsi="Georgia" w:eastAsia="Times New Roman" w:cs="Courier New"/>
-          <w:sz w:val="30"/>
-          <w:szCs w:val="30"/>
-          <w:lang w:eastAsia="ru-RU"/>
-          <w:color w:val="000000"/>
+          <w:color w:val="333333"/>
+          <w:sz w:val="30"/>
+          <w:szCs w:val="30"/>
+          <w:lang w:eastAsia="ru-RU"/>
+          <w:spacing w:val="20"/>
         </w:rPr>
         <w:t xml:space="preserve">л</w:t>
       </w:r>
       <w:r>
         <w:rPr>
           <w:rFonts w:ascii="Georgia" w:hAnsi="Georgia" w:eastAsia="Times New Roman" w:cs="Courier New"/>
-          <w:sz w:val="30"/>
-          <w:szCs w:val="30"/>
-          <w:lang w:eastAsia="ru-RU"/>
-          <w:color w:val="000000"/>
+          <w:color w:val="333333"/>
+          <w:sz w:val="30"/>
+          <w:szCs w:val="30"/>
+          <w:lang w:eastAsia="ru-RU"/>
+          <w:spacing w:val="20"/>
         </w:rPr>
         <w:t xml:space="preserve">е</w:t>
       </w:r>
       <w:r>
         <w:rPr>
           <w:rFonts w:ascii="Georgia" w:hAnsi="Georgia" w:eastAsia="Times New Roman" w:cs="Courier New"/>
-          <w:sz w:val="30"/>
-          <w:szCs w:val="30"/>
-          <w:lang w:eastAsia="ru-RU"/>
-          <w:color w:val="000000"/>
+          <w:color w:val="333333"/>
+          <w:sz w:val="30"/>
+          <w:szCs w:val="30"/>
+          <w:lang w:eastAsia="ru-RU"/>
+          <w:spacing w:val="20"/>
         </w:rPr>
         <w:t xml:space="preserve">н</w:t>
       </w:r>
       <w:r>
         <w:rPr>
           <w:rFonts w:ascii="Georgia" w:hAnsi="Georgia" w:eastAsia="Times New Roman" w:cs="Courier New"/>
-          <w:sz w:val="30"/>
-          <w:szCs w:val="30"/>
-          <w:lang w:eastAsia="ru-RU"/>
-          <w:color w:val="000000"/>
+          <w:color w:val="333333"/>
+          <w:sz w:val="30"/>
+          <w:szCs w:val="30"/>
+          <w:lang w:eastAsia="ru-RU"/>
+          <w:spacing w:val="0"/>
         </w:rPr>
         <w:t xml:space="preserve">и</w:t>
       </w:r>
       <w:r>
         <w:rPr>
           <w:rFonts w:ascii="Georgia" w:hAnsi="Georgia" w:eastAsia="Times New Roman" w:cs="Courier New"/>
-          <w:sz w:val="30"/>
-          <w:szCs w:val="30"/>
-          <w:lang w:eastAsia="ru-RU"/>
-          <w:color w:val="000000"/>
-        </w:rPr>
-        <w:t xml:space="preserve"> </w:t>
-      </w:r>
-      <w:r>
-        <w:rPr>
-          <w:rFonts w:ascii="Georgia" w:hAnsi="Georgia" w:eastAsia="Times New Roman" w:cs="Courier New"/>
-          <w:sz w:val="30"/>
-          <w:szCs w:val="30"/>
-          <w:lang w:eastAsia="ru-RU"/>
-          <w:color w:val="000000"/>
+          <w:color w:val="333333"/>
+          <w:sz w:val="30"/>
+          <w:szCs w:val="30"/>
+          <w:lang w:eastAsia="ru-RU"/>
+          <w:spacing w:val="20"/>
+        </w:rPr>
+        <w:t xml:space="preserve"> </w:t>
+      </w:r>
+      <w:r>
+        <w:rPr>
+          <w:rFonts w:ascii="Georgia" w:hAnsi="Georgia" w:eastAsia="Times New Roman" w:cs="Courier New"/>
+          <w:color w:val="333333"/>
+          <w:sz w:val="30"/>
+          <w:szCs w:val="30"/>
+          <w:lang w:eastAsia="ru-RU"/>
+          <w:spacing w:val="0"/>
         </w:rPr>
         <w:t xml:space="preserve">б</w:t>
       </w:r>
       <w:r>
         <w:rPr>
           <w:rFonts w:ascii="Georgia" w:hAnsi="Georgia" w:eastAsia="Times New Roman" w:cs="Courier New"/>
-          <w:sz w:val="30"/>
-          <w:szCs w:val="30"/>
-          <w:lang w:eastAsia="ru-RU"/>
-          <w:color w:val="FF0000"/>
+          <w:color w:val="333333"/>
+          <w:sz w:val="30"/>
+          <w:szCs w:val="30"/>
+          <w:lang w:eastAsia="ru-RU"/>
+          <w:spacing w:val="20"/>
         </w:rPr>
         <w:t xml:space="preserve">а</w:t>
       </w:r>
       <w:r>
         <w:rPr>
           <w:rFonts w:ascii="Georgia" w:hAnsi="Georgia" w:eastAsia="Times New Roman" w:cs="Courier New"/>
-          <w:sz w:val="30"/>
-          <w:szCs w:val="30"/>
-          <w:lang w:eastAsia="ru-RU"/>
-          <w:color w:val="000000"/>
+          <w:color w:val="333333"/>
+          <w:sz w:val="30"/>
+          <w:szCs w:val="30"/>
+          <w:lang w:eastAsia="ru-RU"/>
+          <w:spacing w:val="0"/>
         </w:rPr>
         <w:t xml:space="preserve">л</w:t>
       </w:r>
       <w:r>
         <w:rPr>
           <w:rFonts w:ascii="Georgia" w:hAnsi="Georgia" w:eastAsia="Times New Roman" w:cs="Courier New"/>
-          <w:sz w:val="30"/>
-          <w:szCs w:val="30"/>
-          <w:lang w:eastAsia="ru-RU"/>
-          <w:color w:val="000000"/>
+          <w:color w:val="333333"/>
+          <w:sz w:val="30"/>
+          <w:szCs w:val="30"/>
+          <w:lang w:eastAsia="ru-RU"/>
+          <w:spacing w:val="0"/>
         </w:rPr>
         <w:t xml:space="preserve">к</w:t>
       </w:r>
       <w:r>
         <w:rPr>
           <w:rFonts w:ascii="Georgia" w:hAnsi="Georgia" w:eastAsia="Times New Roman" w:cs="Courier New"/>
-          <w:sz w:val="30"/>
-          <w:szCs w:val="30"/>
-          <w:lang w:eastAsia="ru-RU"/>
-          <w:color w:val="FF0000"/>
+          <w:color w:val="333333"/>
+          <w:sz w:val="30"/>
+          <w:szCs w:val="30"/>
+          <w:lang w:eastAsia="ru-RU"/>
+          <w:spacing w:val="20"/>
         </w:rPr>
         <w:t xml:space="preserve">о</w:t>
       </w:r>
       <w:r>
         <w:rPr>
           <w:rFonts w:ascii="Georgia" w:hAnsi="Georgia" w:eastAsia="Times New Roman" w:cs="Courier New"/>
-          <w:sz w:val="30"/>
-          <w:szCs w:val="30"/>
-          <w:lang w:eastAsia="ru-RU"/>
-          <w:color w:val="000000"/>
+          <w:color w:val="333333"/>
+          <w:sz w:val="30"/>
+          <w:szCs w:val="30"/>
+          <w:lang w:eastAsia="ru-RU"/>
+          <w:spacing w:val="20"/>
         </w:rPr>
         <w:t xml:space="preserve">н</w:t>
       </w:r>
       <w:r>
         <w:rPr>
           <w:rFonts w:ascii="Georgia" w:hAnsi="Georgia" w:eastAsia="Times New Roman" w:cs="Courier New"/>
-          <w:sz w:val="30"/>
-          <w:szCs w:val="30"/>
-          <w:lang w:eastAsia="ru-RU"/>
-          <w:color w:val="000000"/>
+          <w:color w:val="333333"/>
+          <w:sz w:val="30"/>
+          <w:szCs w:val="30"/>
+          <w:lang w:eastAsia="ru-RU"/>
+          <w:spacing w:val="0"/>
         </w:rPr>
         <w:t xml:space="preserve">ы</w:t>
       </w:r>
       <w:r>
         <w:rPr>
           <w:rFonts w:ascii="Georgia" w:hAnsi="Georgia" w:eastAsia="Times New Roman" w:cs="Courier New"/>
-          <w:sz w:val="30"/>
-          <w:szCs w:val="30"/>
-          <w:lang w:eastAsia="ru-RU"/>
-          <w:color w:val="FF0000"/>
+          <w:color w:val="333333"/>
+          <w:sz w:val="30"/>
+          <w:szCs w:val="30"/>
+          <w:lang w:eastAsia="ru-RU"/>
+          <w:spacing w:val="0"/>
         </w:rPr>
         <w:t xml:space="preserve">,</w:t>
       </w:r>
@@ -649,200 +701,220 @@
       <w:r>
         <w:rPr>
           <w:rFonts w:ascii="Georgia" w:hAnsi="Georgia" w:eastAsia="Times New Roman" w:cs="Courier New"/>
-          <w:sz w:val="30"/>
-          <w:szCs w:val="30"/>
-          <w:lang w:eastAsia="ru-RU"/>
-          <w:color w:val="000000"/>
+          <w:color w:val="333333"/>
+          <w:sz w:val="30"/>
+          <w:szCs w:val="30"/>
+          <w:lang w:eastAsia="ru-RU"/>
+          <w:spacing w:val="20"/>
         </w:rPr>
         <w:t xml:space="preserve">М</w:t>
       </w:r>
       <w:r>
         <w:rPr>
           <w:rFonts w:ascii="Georgia" w:hAnsi="Georgia" w:eastAsia="Times New Roman" w:cs="Courier New"/>
-          <w:sz w:val="30"/>
-          <w:szCs w:val="30"/>
-          <w:lang w:eastAsia="ru-RU"/>
-          <w:color w:val="000000"/>
+          <w:color w:val="333333"/>
+          <w:sz w:val="30"/>
+          <w:szCs w:val="30"/>
+          <w:lang w:eastAsia="ru-RU"/>
+          <w:spacing w:val="0"/>
         </w:rPr>
         <w:t xml:space="preserve">а</w:t>
       </w:r>
       <w:r>
         <w:rPr>
           <w:rFonts w:ascii="Georgia" w:hAnsi="Georgia" w:eastAsia="Times New Roman" w:cs="Courier New"/>
-          <w:sz w:val="30"/>
-          <w:szCs w:val="30"/>
-          <w:lang w:eastAsia="ru-RU"/>
-          <w:color w:val="FF0000"/>
+          <w:color w:val="333333"/>
+          <w:sz w:val="30"/>
+          <w:szCs w:val="30"/>
+          <w:lang w:eastAsia="ru-RU"/>
+          <w:spacing w:val="0"/>
         </w:rPr>
         <w:t xml:space="preserve">к</w:t>
       </w:r>
       <w:r>
         <w:rPr>
           <w:rFonts w:ascii="Georgia" w:hAnsi="Georgia" w:eastAsia="Times New Roman" w:cs="Courier New"/>
-          <w:sz w:val="30"/>
-          <w:szCs w:val="30"/>
-          <w:lang w:eastAsia="ru-RU"/>
-          <w:color w:val="FF0000"/>
+          <w:color w:val="333333"/>
+          <w:sz w:val="30"/>
+          <w:szCs w:val="30"/>
+          <w:lang w:eastAsia="ru-RU"/>
+          <w:spacing w:val="20"/>
         </w:rPr>
         <w:t xml:space="preserve">и</w:t>
       </w:r>
       <w:r>
         <w:rPr>
           <w:rFonts w:ascii="Georgia" w:hAnsi="Georgia" w:eastAsia="Times New Roman" w:cs="Courier New"/>
-          <w:sz w:val="30"/>
-          <w:szCs w:val="30"/>
-          <w:lang w:eastAsia="ru-RU"/>
-          <w:color w:val="000000"/>
-        </w:rPr>
-        <w:t xml:space="preserve"> </w:t>
-      </w:r>
-      <w:r>
-        <w:rPr>
-          <w:rFonts w:ascii="Georgia" w:hAnsi="Georgia" w:eastAsia="Times New Roman" w:cs="Courier New"/>
-          <w:sz w:val="30"/>
-          <w:szCs w:val="30"/>
-          <w:lang w:eastAsia="ru-RU"/>
-          <w:color w:val="FF0000"/>
+          <w:color w:val="333333"/>
+          <w:sz w:val="30"/>
+          <w:szCs w:val="30"/>
+          <w:lang w:eastAsia="ru-RU"/>
+          <w:spacing w:val="20"/>
+        </w:rPr>
+        <w:t xml:space="preserve"> </w:t>
+      </w:r>
+      <w:r>
+        <w:rPr>
+          <w:rFonts w:ascii="Georgia" w:hAnsi="Georgia" w:eastAsia="Times New Roman" w:cs="Courier New"/>
+          <w:color w:val="333333"/>
+          <w:sz w:val="30"/>
+          <w:szCs w:val="30"/>
+          <w:lang w:eastAsia="ru-RU"/>
+          <w:spacing w:val="20"/>
         </w:rPr>
         <w:t xml:space="preserve">з</w:t>
       </w:r>
       <w:r>
         <w:rPr>
           <w:rFonts w:ascii="Georgia" w:hAnsi="Georgia" w:eastAsia="Times New Roman" w:cs="Courier New"/>
-          <w:sz w:val="30"/>
-          <w:szCs w:val="30"/>
-          <w:lang w:eastAsia="ru-RU"/>
-          <w:color w:val="000000"/>
+          <w:color w:val="333333"/>
+          <w:sz w:val="30"/>
+          <w:szCs w:val="30"/>
+          <w:lang w:eastAsia="ru-RU"/>
+          <w:spacing w:val="0"/>
         </w:rPr>
         <w:t xml:space="preserve">р</w:t>
       </w:r>
       <w:r>
         <w:rPr>
           <w:rFonts w:ascii="Georgia" w:hAnsi="Georgia" w:eastAsia="Times New Roman" w:cs="Courier New"/>
-          <w:sz w:val="30"/>
-          <w:szCs w:val="30"/>
-          <w:lang w:eastAsia="ru-RU"/>
-          <w:color w:val="FF0000"/>
+          <w:color w:val="333333"/>
+          <w:sz w:val="30"/>
+          <w:szCs w:val="30"/>
+          <w:lang w:eastAsia="ru-RU"/>
+          <w:spacing w:val="0"/>
         </w:rPr>
         <w:t xml:space="preserve">е</w:t>
       </w:r>
       <w:r>
         <w:rPr>
           <w:rFonts w:ascii="Georgia" w:hAnsi="Georgia" w:eastAsia="Times New Roman" w:cs="Courier New"/>
-          <w:sz w:val="30"/>
-          <w:szCs w:val="30"/>
-          <w:lang w:eastAsia="ru-RU"/>
-          <w:color w:val="FF0000"/>
+          <w:color w:val="333333"/>
+          <w:sz w:val="30"/>
+          <w:szCs w:val="30"/>
+          <w:lang w:eastAsia="ru-RU"/>
+          <w:spacing w:val="20"/>
         </w:rPr>
         <w:t xml:space="preserve">ю</w:t>
       </w:r>
       <w:r>
         <w:rPr>
           <w:rFonts w:ascii="Georgia" w:hAnsi="Georgia" w:eastAsia="Times New Roman" w:cs="Courier New"/>
-          <w:sz w:val="30"/>
-          <w:szCs w:val="30"/>
-          <w:lang w:eastAsia="ru-RU"/>
-          <w:color w:val="000000"/>
+          <w:color w:val="333333"/>
+          <w:sz w:val="30"/>
+          <w:szCs w:val="30"/>
+          <w:lang w:eastAsia="ru-RU"/>
+          <w:spacing w:val="0"/>
         </w:rPr>
         <w:t xml:space="preserve">т</w:t>
       </w:r>
       <w:r>
         <w:rPr>
           <w:rFonts w:ascii="Georgia" w:hAnsi="Georgia" w:eastAsia="Times New Roman" w:cs="Courier New"/>
-          <w:sz w:val="30"/>
-          <w:szCs w:val="30"/>
-          <w:lang w:eastAsia="ru-RU"/>
-          <w:color w:val="000000"/>
-        </w:rPr>
-        <w:t xml:space="preserve"> </w:t>
-      </w:r>
-      <w:r>
-        <w:rPr>
-          <w:rFonts w:ascii="Georgia" w:hAnsi="Georgia" w:eastAsia="Times New Roman" w:cs="Courier New"/>
-          <w:sz w:val="30"/>
-          <w:szCs w:val="30"/>
-          <w:lang w:eastAsia="ru-RU"/>
-          <w:color w:val="FF0000"/>
+          <w:color w:val="333333"/>
+          <w:sz w:val="30"/>
+          <w:szCs w:val="30"/>
+          <w:lang w:eastAsia="ru-RU"/>
+          <w:spacing w:val="20"/>
+        </w:rPr>
+        <w:t xml:space="preserve"> </w:t>
+      </w:r>
+      <w:r>
+        <w:rPr>
+          <w:rFonts w:ascii="Georgia" w:hAnsi="Georgia" w:eastAsia="Times New Roman" w:cs="Courier New"/>
+          <w:color w:val="333333"/>
+          <w:sz w:val="30"/>
+          <w:szCs w:val="30"/>
+          <w:lang w:eastAsia="ru-RU"/>
+          <w:spacing w:val="20"/>
         </w:rPr>
         <w:t xml:space="preserve">н</w:t>
       </w:r>
       <w:r>
         <w:rPr>
           <w:rFonts w:ascii="Georgia" w:hAnsi="Georgia" w:eastAsia="Times New Roman" w:cs="Courier New"/>
-          <w:sz w:val="30"/>
-          <w:szCs w:val="30"/>
-          <w:lang w:eastAsia="ru-RU"/>
-          <w:color w:val="FF0000"/>
+          <w:color w:val="333333"/>
+          <w:sz w:val="30"/>
+          <w:szCs w:val="30"/>
+          <w:lang w:eastAsia="ru-RU"/>
+          <w:spacing w:val="0"/>
         </w:rPr>
         <w:t xml:space="preserve">а</w:t>
       </w:r>
       <w:r>
         <w:rPr>
           <w:rFonts w:ascii="Georgia" w:hAnsi="Georgia" w:eastAsia="Times New Roman" w:cs="Courier New"/>
-          <w:sz w:val="30"/>
-          <w:szCs w:val="30"/>
-          <w:lang w:eastAsia="ru-RU"/>
-          <w:color w:val="FF0000"/>
-        </w:rPr>
-        <w:t xml:space="preserve"> </w:t>
-      </w:r>
-      <w:r>
-        <w:rPr>
-          <w:rFonts w:ascii="Georgia" w:hAnsi="Georgia" w:eastAsia="Times New Roman" w:cs="Courier New"/>
-          <w:sz w:val="30"/>
-          <w:szCs w:val="30"/>
-          <w:lang w:eastAsia="ru-RU"/>
-          <w:color w:val="FF0000"/>
+          <w:color w:val="333333"/>
+          <w:sz w:val="30"/>
+          <w:szCs w:val="30"/>
+          <w:lang w:eastAsia="ru-RU"/>
+          <w:spacing w:val="0"/>
+        </w:rPr>
+        <w:t xml:space="preserve"> </w:t>
+      </w:r>
+      <w:r>
+        <w:rPr>
+          <w:rFonts w:ascii="Georgia" w:hAnsi="Georgia" w:eastAsia="Times New Roman" w:cs="Courier New"/>
+          <w:color w:val="333333"/>
+          <w:sz w:val="30"/>
+          <w:szCs w:val="30"/>
+          <w:lang w:eastAsia="ru-RU"/>
+          <w:spacing w:val="20"/>
         </w:rPr>
         <w:t xml:space="preserve">о</w:t>
       </w:r>
       <w:r>
         <w:rPr>
           <w:rFonts w:ascii="Georgia" w:hAnsi="Georgia" w:eastAsia="Times New Roman" w:cs="Courier New"/>
-          <w:sz w:val="30"/>
-          <w:szCs w:val="30"/>
-          <w:lang w:eastAsia="ru-RU"/>
-          <w:color w:val="000000"/>
+          <w:color w:val="333333"/>
+          <w:sz w:val="30"/>
+          <w:szCs w:val="30"/>
+          <w:lang w:eastAsia="ru-RU"/>
+          <w:spacing w:val="0"/>
         </w:rPr>
         <w:t xml:space="preserve">д</w:t>
       </w:r>
       <w:r>
         <w:rPr>
           <w:rFonts w:ascii="Georgia" w:hAnsi="Georgia" w:eastAsia="Times New Roman" w:cs="Courier New"/>
-          <w:sz w:val="30"/>
-          <w:szCs w:val="30"/>
-          <w:lang w:eastAsia="ru-RU"/>
-          <w:color w:val="000000"/>
+          <w:color w:val="333333"/>
+          <w:sz w:val="30"/>
+          <w:szCs w:val="30"/>
+          <w:lang w:eastAsia="ru-RU"/>
+          <w:spacing w:val="0"/>
         </w:rPr>
         <w:t xml:space="preserve">н</w:t>
       </w:r>
       <w:r>
         <w:rPr>
           <w:rFonts w:ascii="Georgia" w:hAnsi="Georgia" w:eastAsia="Times New Roman" w:cs="Courier New"/>
-          <w:sz w:val="30"/>
-          <w:szCs w:val="30"/>
-          <w:lang w:eastAsia="ru-RU"/>
-          <w:color w:val="000000"/>
+          <w:color w:val="333333"/>
+          <w:sz w:val="30"/>
+          <w:szCs w:val="30"/>
+          <w:lang w:eastAsia="ru-RU"/>
+          <w:spacing w:val="0"/>
         </w:rPr>
         <w:t xml:space="preserve">о</w:t>
       </w:r>
       <w:r>
         <w:rPr>
           <w:rFonts w:ascii="Georgia" w:hAnsi="Georgia" w:eastAsia="Times New Roman" w:cs="Courier New"/>
-          <w:sz w:val="30"/>
-          <w:szCs w:val="30"/>
-          <w:lang w:eastAsia="ru-RU"/>
-          <w:color w:val="000000"/>
+          <w:color w:val="333333"/>
+          <w:sz w:val="30"/>
+          <w:szCs w:val="30"/>
+          <w:lang w:eastAsia="ru-RU"/>
+          <w:spacing w:val="0"/>
         </w:rPr>
         <w:t xml:space="preserve">м</w:t>
       </w:r>
       <w:r>
         <w:rPr>
           <w:rFonts w:ascii="Georgia" w:hAnsi="Georgia" w:eastAsia="Times New Roman" w:cs="Courier New"/>
-          <w:sz w:val="30"/>
-          <w:szCs w:val="30"/>
-          <w:lang w:eastAsia="ru-RU"/>
-          <w:color w:val="000000"/>
+          <w:color w:val="333333"/>
+          <w:sz w:val="30"/>
+          <w:szCs w:val="30"/>
+          <w:lang w:eastAsia="ru-RU"/>
+          <w:spacing w:val="0"/>
         </w:rPr>
         <w:t xml:space="preserve">,</w:t>
       </w:r>
@@ -880,190 +952,209 @@
       <w:r>
         <w:rPr>
           <w:rFonts w:ascii="Georgia" w:hAnsi="Georgia" w:eastAsia="Times New Roman" w:cs="Courier New"/>
-          <w:sz w:val="30"/>
-          <w:szCs w:val="30"/>
-          <w:lang w:eastAsia="ru-RU"/>
-          <w:color w:val="000000"/>
+          <w:color w:val="333333"/>
+          <w:sz w:val="30"/>
+          <w:szCs w:val="30"/>
+          <w:lang w:eastAsia="ru-RU"/>
+          <w:spacing w:val="0"/>
         </w:rPr>
         <w:t xml:space="preserve">Н</w:t>
       </w:r>
       <w:r>
         <w:rPr>
           <w:rFonts w:ascii="Georgia" w:hAnsi="Georgia" w:eastAsia="Times New Roman" w:cs="Courier New"/>
-          <w:sz w:val="30"/>
-          <w:szCs w:val="30"/>
-          <w:lang w:eastAsia="ru-RU"/>
-          <w:color w:val="FF0000"/>
+          <w:color w:val="333333"/>
+          <w:sz w:val="30"/>
+          <w:szCs w:val="30"/>
+          <w:lang w:eastAsia="ru-RU"/>
+          <w:spacing w:val="0"/>
         </w:rPr>
         <w:t xml:space="preserve">а</w:t>
       </w:r>
       <w:r>
         <w:rPr>
           <w:rFonts w:ascii="Georgia" w:hAnsi="Georgia" w:eastAsia="Times New Roman" w:cs="Courier New"/>
-          <w:sz w:val="30"/>
-          <w:szCs w:val="30"/>
-          <w:lang w:eastAsia="ru-RU"/>
-          <w:color w:val="FF0000"/>
-        </w:rPr>
-        <w:t xml:space="preserve"> </w:t>
-      </w:r>
-      <w:r>
-        <w:rPr>
-          <w:rFonts w:ascii="Georgia" w:hAnsi="Georgia" w:eastAsia="Times New Roman" w:cs="Courier New"/>
-          <w:sz w:val="30"/>
-          <w:szCs w:val="30"/>
-          <w:lang w:eastAsia="ru-RU"/>
-          <w:color w:val="FF0000"/>
+          <w:color w:val="333333"/>
+          <w:sz w:val="30"/>
+          <w:szCs w:val="30"/>
+          <w:lang w:eastAsia="ru-RU"/>
+          <w:spacing w:val="20"/>
+        </w:rPr>
+        <w:t xml:space="preserve"> </w:t>
+      </w:r>
+      <w:r>
+        <w:rPr>
+          <w:rFonts w:ascii="Georgia" w:hAnsi="Georgia" w:eastAsia="Times New Roman" w:cs="Courier New"/>
+          <w:color w:val="333333"/>
+          <w:sz w:val="30"/>
+          <w:szCs w:val="30"/>
+          <w:lang w:eastAsia="ru-RU"/>
+          <w:spacing w:val="20"/>
         </w:rPr>
         <w:t xml:space="preserve">д</w:t>
       </w:r>
       <w:r>
         <w:rPr>
           <w:rFonts w:ascii="Georgia" w:hAnsi="Georgia" w:eastAsia="Times New Roman" w:cs="Courier New"/>
-          <w:sz w:val="30"/>
-          <w:szCs w:val="30"/>
-          <w:lang w:eastAsia="ru-RU"/>
-          <w:color w:val="FF0000"/>
+          <w:color w:val="333333"/>
+          <w:sz w:val="30"/>
+          <w:szCs w:val="30"/>
+          <w:lang w:eastAsia="ru-RU"/>
+          <w:spacing w:val="0"/>
         </w:rPr>
         <w:t xml:space="preserve">р</w:t>
       </w:r>
       <w:r>
         <w:rPr>
           <w:rFonts w:ascii="Georgia" w:hAnsi="Georgia" w:eastAsia="Times New Roman" w:cs="Courier New"/>
-          <w:sz w:val="30"/>
-          <w:szCs w:val="30"/>
-          <w:lang w:eastAsia="ru-RU"/>
-          <w:color w:val="000000"/>
+          <w:color w:val="333333"/>
+          <w:sz w:val="30"/>
+          <w:szCs w:val="30"/>
+          <w:lang w:eastAsia="ru-RU"/>
+          <w:spacing w:val="0"/>
         </w:rPr>
         <w:t xml:space="preserve">у</w:t>
       </w:r>
       <w:r>
         <w:rPr>
           <w:rFonts w:ascii="Georgia" w:hAnsi="Georgia" w:eastAsia="Times New Roman" w:cs="Courier New"/>
-          <w:sz w:val="30"/>
-          <w:szCs w:val="30"/>
-          <w:lang w:eastAsia="ru-RU"/>
-          <w:color w:val="000000"/>
+          <w:color w:val="333333"/>
+          <w:sz w:val="30"/>
+          <w:szCs w:val="30"/>
+          <w:lang w:eastAsia="ru-RU"/>
+          <w:spacing w:val="0"/>
         </w:rPr>
         <w:t xml:space="preserve">г</w:t>
       </w:r>
       <w:r>
         <w:rPr>
           <w:rFonts w:ascii="Georgia" w:hAnsi="Georgia" w:eastAsia="Times New Roman" w:cs="Courier New"/>
-          <w:sz w:val="30"/>
-          <w:szCs w:val="30"/>
-          <w:lang w:eastAsia="ru-RU"/>
-          <w:color w:val="000000"/>
+          <w:color w:val="333333"/>
+          <w:sz w:val="30"/>
+          <w:szCs w:val="30"/>
+          <w:lang w:eastAsia="ru-RU"/>
+          <w:spacing w:val="20"/>
         </w:rPr>
         <w:t xml:space="preserve">о</w:t>
       </w:r>
       <w:r>
         <w:rPr>
           <w:rFonts w:ascii="Georgia" w:hAnsi="Georgia" w:eastAsia="Times New Roman" w:cs="Courier New"/>
-          <w:sz w:val="30"/>
-          <w:szCs w:val="30"/>
-          <w:lang w:eastAsia="ru-RU"/>
-          <w:color w:val="FF0000"/>
+          <w:color w:val="333333"/>
+          <w:sz w:val="30"/>
+          <w:szCs w:val="30"/>
+          <w:lang w:eastAsia="ru-RU"/>
+          <w:spacing w:val="0"/>
         </w:rPr>
         <w:t xml:space="preserve">м</w:t>
       </w:r>
       <w:r>
         <w:rPr>
           <w:rFonts w:ascii="Georgia" w:hAnsi="Georgia" w:eastAsia="Times New Roman" w:cs="Courier New"/>
-          <w:sz w:val="30"/>
-          <w:szCs w:val="30"/>
-          <w:lang w:eastAsia="ru-RU"/>
-          <w:color w:val="000000"/>
-        </w:rPr>
-        <w:t xml:space="preserve"> </w:t>
-      </w:r>
-      <w:r>
-        <w:rPr>
-          <w:rFonts w:ascii="Georgia" w:hAnsi="Georgia" w:eastAsia="Times New Roman" w:cs="Courier New"/>
-          <w:sz w:val="30"/>
-          <w:szCs w:val="30"/>
-          <w:lang w:eastAsia="ru-RU"/>
-          <w:color w:val="000000"/>
+          <w:color w:val="333333"/>
+          <w:sz w:val="30"/>
+          <w:szCs w:val="30"/>
+          <w:lang w:eastAsia="ru-RU"/>
+          <w:spacing w:val="0"/>
+        </w:rPr>
+        <w:t xml:space="preserve"> </w:t>
+      </w:r>
+      <w:r>
+        <w:rPr>
+          <w:rFonts w:ascii="Georgia" w:hAnsi="Georgia" w:eastAsia="Times New Roman" w:cs="Courier New"/>
+          <w:color w:val="333333"/>
+          <w:sz w:val="30"/>
+          <w:szCs w:val="30"/>
+          <w:lang w:eastAsia="ru-RU"/>
+          <w:spacing w:val="20"/>
         </w:rPr>
         <w:t xml:space="preserve">—</w:t>
       </w:r>
       <w:r>
         <w:rPr>
           <w:rFonts w:ascii="Georgia" w:hAnsi="Georgia" w:eastAsia="Times New Roman" w:cs="Courier New"/>
-          <w:sz w:val="30"/>
-          <w:szCs w:val="30"/>
-          <w:lang w:eastAsia="ru-RU"/>
-          <w:color w:val="FF0000"/>
-        </w:rPr>
-        <w:t xml:space="preserve"> </w:t>
-      </w:r>
-      <w:r>
-        <w:rPr>
-          <w:rFonts w:ascii="Georgia" w:hAnsi="Georgia" w:eastAsia="Times New Roman" w:cs="Courier New"/>
-          <w:sz w:val="30"/>
-          <w:szCs w:val="30"/>
-          <w:lang w:eastAsia="ru-RU"/>
-          <w:color w:val="000000"/>
+          <w:color w:val="333333"/>
+          <w:sz w:val="30"/>
+          <w:szCs w:val="30"/>
+          <w:lang w:eastAsia="ru-RU"/>
+          <w:spacing w:val="20"/>
+        </w:rPr>
+        <w:t xml:space="preserve"> </w:t>
+      </w:r>
+      <w:r>
+        <w:rPr>
+          <w:rFonts w:ascii="Georgia" w:hAnsi="Georgia" w:eastAsia="Times New Roman" w:cs="Courier New"/>
+          <w:color w:val="333333"/>
+          <w:sz w:val="30"/>
+          <w:szCs w:val="30"/>
+          <w:lang w:eastAsia="ru-RU"/>
+          <w:spacing w:val="0"/>
         </w:rPr>
         <w:t xml:space="preserve">л</w:t>
       </w:r>
       <w:r>
         <w:rPr>
           <w:rFonts w:ascii="Georgia" w:hAnsi="Georgia" w:eastAsia="Times New Roman" w:cs="Courier New"/>
-          <w:sz w:val="30"/>
-          <w:szCs w:val="30"/>
-          <w:lang w:eastAsia="ru-RU"/>
-          <w:color w:val="000000"/>
+          <w:color w:val="333333"/>
+          <w:sz w:val="30"/>
+          <w:szCs w:val="30"/>
+          <w:lang w:eastAsia="ru-RU"/>
+          <w:spacing w:val="0"/>
         </w:rPr>
         <w:t xml:space="preserve">и</w:t>
       </w:r>
       <w:r>
         <w:rPr>
           <w:rFonts w:ascii="Georgia" w:hAnsi="Georgia" w:eastAsia="Times New Roman" w:cs="Courier New"/>
-          <w:sz w:val="30"/>
-          <w:szCs w:val="30"/>
-          <w:lang w:eastAsia="ru-RU"/>
-          <w:color w:val="FF0000"/>
+          <w:color w:val="333333"/>
+          <w:sz w:val="30"/>
+          <w:szCs w:val="30"/>
+          <w:lang w:eastAsia="ru-RU"/>
+          <w:spacing w:val="20"/>
         </w:rPr>
         <w:t xml:space="preserve">м</w:t>
       </w:r>
       <w:r>
         <w:rPr>
           <w:rFonts w:ascii="Georgia" w:hAnsi="Georgia" w:eastAsia="Times New Roman" w:cs="Courier New"/>
-          <w:sz w:val="30"/>
-          <w:szCs w:val="30"/>
-          <w:lang w:eastAsia="ru-RU"/>
-          <w:color w:val="000000"/>
+          <w:color w:val="333333"/>
+          <w:sz w:val="30"/>
+          <w:szCs w:val="30"/>
+          <w:lang w:eastAsia="ru-RU"/>
+          <w:spacing w:val="0"/>
         </w:rPr>
         <w:t xml:space="preserve">о</w:t>
       </w:r>
       <w:r>
         <w:rPr>
           <w:rFonts w:ascii="Georgia" w:hAnsi="Georgia" w:eastAsia="Times New Roman" w:cs="Courier New"/>
-          <w:sz w:val="30"/>
-          <w:szCs w:val="30"/>
-          <w:lang w:eastAsia="ru-RU"/>
-          <w:color w:val="FF0000"/>
+          <w:color w:val="333333"/>
+          <w:sz w:val="30"/>
+          <w:szCs w:val="30"/>
+          <w:lang w:eastAsia="ru-RU"/>
+          <w:spacing w:val="0"/>
         </w:rPr>
         <w:t xml:space="preserve">н</w:t>
       </w:r>
       <w:r>
         <w:rPr>
           <w:rFonts w:ascii="Georgia" w:hAnsi="Georgia" w:eastAsia="Times New Roman" w:cs="Courier New"/>
-          <w:sz w:val="30"/>
-          <w:szCs w:val="30"/>
-          <w:lang w:eastAsia="ru-RU"/>
-          <w:color w:val="000000"/>
+          <w:color w:val="333333"/>
+          <w:sz w:val="30"/>
+          <w:szCs w:val="30"/>
+          <w:lang w:eastAsia="ru-RU"/>
+          <w:spacing w:val="0"/>
         </w:rPr>
         <w:t xml:space="preserve">ы</w:t>
       </w:r>
       <w:r>
         <w:rPr>
           <w:rFonts w:ascii="Georgia" w:hAnsi="Georgia" w:eastAsia="Times New Roman" w:cs="Courier New"/>
-          <w:sz w:val="30"/>
-          <w:szCs w:val="30"/>
-          <w:lang w:eastAsia="ru-RU"/>
-          <w:color w:val="000000"/>
+          <w:color w:val="333333"/>
+          <w:sz w:val="30"/>
+          <w:szCs w:val="30"/>
+          <w:lang w:eastAsia="ru-RU"/>
+          <w:spacing w:val="20"/>
         </w:rPr>
         <w:t xml:space="preserve">.</w:t>
       </w:r>
@@ -1101,210 +1192,231 @@
       <w:r>
         <w:rPr>
           <w:rFonts w:ascii="Georgia" w:hAnsi="Georgia" w:eastAsia="Times New Roman" w:cs="Courier New"/>
-          <w:sz w:val="30"/>
-          <w:szCs w:val="30"/>
-          <w:lang w:eastAsia="ru-RU"/>
-          <w:color w:val="000000"/>
+          <w:color w:val="333333"/>
+          <w:sz w:val="30"/>
+          <w:szCs w:val="30"/>
+          <w:lang w:eastAsia="ru-RU"/>
+          <w:spacing w:val="20"/>
         </w:rPr>
         <w:t xml:space="preserve">У</w:t>
       </w:r>
       <w:r>
         <w:rPr>
           <w:rFonts w:ascii="Georgia" w:hAnsi="Georgia" w:eastAsia="Times New Roman" w:cs="Courier New"/>
-          <w:sz w:val="30"/>
-          <w:szCs w:val="30"/>
-          <w:lang w:eastAsia="ru-RU"/>
-          <w:color w:val="FF0000"/>
-        </w:rPr>
-        <w:t xml:space="preserve"> </w:t>
-      </w:r>
-      <w:r>
-        <w:rPr>
-          <w:rFonts w:ascii="Georgia" w:hAnsi="Georgia" w:eastAsia="Times New Roman" w:cs="Courier New"/>
-          <w:sz w:val="30"/>
-          <w:szCs w:val="30"/>
-          <w:lang w:eastAsia="ru-RU"/>
-          <w:color w:val="000000"/>
+          <w:color w:val="333333"/>
+          <w:sz w:val="30"/>
+          <w:szCs w:val="30"/>
+          <w:lang w:eastAsia="ru-RU"/>
+          <w:spacing w:val="0"/>
+        </w:rPr>
+        <w:t xml:space="preserve"> </w:t>
+      </w:r>
+      <w:r>
+        <w:rPr>
+          <w:rFonts w:ascii="Georgia" w:hAnsi="Georgia" w:eastAsia="Times New Roman" w:cs="Courier New"/>
+          <w:color w:val="333333"/>
+          <w:sz w:val="30"/>
+          <w:szCs w:val="30"/>
+          <w:lang w:eastAsia="ru-RU"/>
+          <w:spacing w:val="0"/>
         </w:rPr>
         <w:t xml:space="preserve">о</w:t>
       </w:r>
       <w:r>
         <w:rPr>
           <w:rFonts w:ascii="Georgia" w:hAnsi="Georgia" w:eastAsia="Times New Roman" w:cs="Courier New"/>
-          <w:sz w:val="30"/>
-          <w:szCs w:val="30"/>
-          <w:lang w:eastAsia="ru-RU"/>
-          <w:color w:val="000000"/>
+          <w:color w:val="333333"/>
+          <w:sz w:val="30"/>
+          <w:szCs w:val="30"/>
+          <w:lang w:eastAsia="ru-RU"/>
+          <w:spacing w:val="20"/>
         </w:rPr>
         <w:t xml:space="preserve">д</w:t>
       </w:r>
       <w:r>
         <w:rPr>
           <w:rFonts w:ascii="Georgia" w:hAnsi="Georgia" w:eastAsia="Times New Roman" w:cs="Courier New"/>
-          <w:sz w:val="30"/>
-          <w:szCs w:val="30"/>
-          <w:lang w:eastAsia="ru-RU"/>
-          <w:color w:val="FF0000"/>
+          <w:color w:val="333333"/>
+          <w:sz w:val="30"/>
+          <w:szCs w:val="30"/>
+          <w:lang w:eastAsia="ru-RU"/>
+          <w:spacing w:val="20"/>
         </w:rPr>
         <w:t xml:space="preserve">н</w:t>
       </w:r>
       <w:r>
         <w:rPr>
           <w:rFonts w:ascii="Georgia" w:hAnsi="Georgia" w:eastAsia="Times New Roman" w:cs="Courier New"/>
-          <w:sz w:val="30"/>
-          <w:szCs w:val="30"/>
-          <w:lang w:eastAsia="ru-RU"/>
-          <w:color w:val="FF0000"/>
+          <w:color w:val="333333"/>
+          <w:sz w:val="30"/>
+          <w:szCs w:val="30"/>
+          <w:lang w:eastAsia="ru-RU"/>
+          <w:spacing w:val="0"/>
         </w:rPr>
         <w:t xml:space="preserve">и</w:t>
       </w:r>
       <w:r>
         <w:rPr>
           <w:rFonts w:ascii="Georgia" w:hAnsi="Georgia" w:eastAsia="Times New Roman" w:cs="Courier New"/>
-          <w:sz w:val="30"/>
-          <w:szCs w:val="30"/>
-          <w:lang w:eastAsia="ru-RU"/>
-          <w:color w:val="000000"/>
+          <w:color w:val="333333"/>
+          <w:sz w:val="30"/>
+          <w:szCs w:val="30"/>
+          <w:lang w:eastAsia="ru-RU"/>
+          <w:spacing w:val="0"/>
         </w:rPr>
         <w:t xml:space="preserve">х</w:t>
       </w:r>
       <w:r>
         <w:rPr>
           <w:rFonts w:ascii="Georgia" w:hAnsi="Georgia" w:eastAsia="Times New Roman" w:cs="Courier New"/>
-          <w:sz w:val="30"/>
-          <w:szCs w:val="30"/>
-          <w:lang w:eastAsia="ru-RU"/>
-          <w:color w:val="FF0000"/>
-        </w:rPr>
-        <w:t xml:space="preserve"> </w:t>
-      </w:r>
-      <w:r>
-        <w:rPr>
-          <w:rFonts w:ascii="Georgia" w:hAnsi="Georgia" w:eastAsia="Times New Roman" w:cs="Courier New"/>
-          <w:sz w:val="30"/>
-          <w:szCs w:val="30"/>
-          <w:lang w:eastAsia="ru-RU"/>
-          <w:color w:val="FF0000"/>
+          <w:color w:val="333333"/>
+          <w:sz w:val="30"/>
+          <w:szCs w:val="30"/>
+          <w:lang w:eastAsia="ru-RU"/>
+          <w:spacing w:val="20"/>
+        </w:rPr>
+        <w:t xml:space="preserve"> </w:t>
+      </w:r>
+      <w:r>
+        <w:rPr>
+          <w:rFonts w:ascii="Georgia" w:hAnsi="Georgia" w:eastAsia="Times New Roman" w:cs="Courier New"/>
+          <w:color w:val="333333"/>
+          <w:sz w:val="30"/>
+          <w:szCs w:val="30"/>
+          <w:lang w:eastAsia="ru-RU"/>
+          <w:spacing w:val="0"/>
         </w:rPr>
         <w:t xml:space="preserve">б</w:t>
       </w:r>
       <w:r>
         <w:rPr>
           <w:rFonts w:ascii="Georgia" w:hAnsi="Georgia" w:eastAsia="Times New Roman" w:cs="Courier New"/>
-          <w:sz w:val="30"/>
-          <w:szCs w:val="30"/>
-          <w:lang w:eastAsia="ru-RU"/>
-          <w:color w:val="FF0000"/>
+          <w:color w:val="333333"/>
+          <w:sz w:val="30"/>
+          <w:szCs w:val="30"/>
+          <w:lang w:eastAsia="ru-RU"/>
+          <w:spacing w:val="0"/>
         </w:rPr>
         <w:t xml:space="preserve">а</w:t>
       </w:r>
       <w:r>
         <w:rPr>
           <w:rFonts w:ascii="Georgia" w:hAnsi="Georgia" w:eastAsia="Times New Roman" w:cs="Courier New"/>
-          <w:sz w:val="30"/>
-          <w:szCs w:val="30"/>
-          <w:lang w:eastAsia="ru-RU"/>
-          <w:color w:val="000000"/>
+          <w:color w:val="333333"/>
+          <w:sz w:val="30"/>
+          <w:szCs w:val="30"/>
+          <w:lang w:eastAsia="ru-RU"/>
+          <w:spacing w:val="0"/>
         </w:rPr>
         <w:t xml:space="preserve">л</w:t>
       </w:r>
       <w:r>
         <w:rPr>
           <w:rFonts w:ascii="Georgia" w:hAnsi="Georgia" w:eastAsia="Times New Roman" w:cs="Courier New"/>
-          <w:sz w:val="30"/>
-          <w:szCs w:val="30"/>
-          <w:lang w:eastAsia="ru-RU"/>
-          <w:color w:val="000000"/>
+          <w:color w:val="333333"/>
+          <w:sz w:val="30"/>
+          <w:szCs w:val="30"/>
+          <w:lang w:eastAsia="ru-RU"/>
+          <w:spacing w:val="0"/>
         </w:rPr>
         <w:t xml:space="preserve">к</w:t>
       </w:r>
       <w:r>
         <w:rPr>
           <w:rFonts w:ascii="Georgia" w:hAnsi="Georgia" w:eastAsia="Times New Roman" w:cs="Courier New"/>
-          <w:sz w:val="30"/>
-          <w:szCs w:val="30"/>
-          <w:lang w:eastAsia="ru-RU"/>
-          <w:color w:val="FF0000"/>
+          <w:color w:val="333333"/>
+          <w:sz w:val="30"/>
+          <w:szCs w:val="30"/>
+          <w:lang w:eastAsia="ru-RU"/>
+          <w:spacing w:val="0"/>
         </w:rPr>
         <w:t xml:space="preserve">о</w:t>
       </w:r>
       <w:r>
         <w:rPr>
           <w:rFonts w:ascii="Georgia" w:hAnsi="Georgia" w:eastAsia="Times New Roman" w:cs="Courier New"/>
-          <w:sz w:val="30"/>
-          <w:szCs w:val="30"/>
-          <w:lang w:eastAsia="ru-RU"/>
-          <w:color w:val="FF0000"/>
+          <w:color w:val="333333"/>
+          <w:sz w:val="30"/>
+          <w:szCs w:val="30"/>
+          <w:lang w:eastAsia="ru-RU"/>
+          <w:spacing w:val="0"/>
         </w:rPr>
         <w:t xml:space="preserve">н</w:t>
       </w:r>
       <w:r>
         <w:rPr>
           <w:rFonts w:ascii="Georgia" w:hAnsi="Georgia" w:eastAsia="Times New Roman" w:cs="Courier New"/>
-          <w:sz w:val="30"/>
-          <w:szCs w:val="30"/>
-          <w:lang w:eastAsia="ru-RU"/>
-          <w:color w:val="000000"/>
-        </w:rPr>
-        <w:t xml:space="preserve"> </w:t>
-      </w:r>
-      <w:r>
-        <w:rPr>
-          <w:rFonts w:ascii="Georgia" w:hAnsi="Georgia" w:eastAsia="Times New Roman" w:cs="Courier New"/>
-          <w:sz w:val="30"/>
-          <w:szCs w:val="30"/>
-          <w:lang w:eastAsia="ru-RU"/>
-          <w:color w:val="000000"/>
+          <w:color w:val="333333"/>
+          <w:sz w:val="30"/>
+          <w:szCs w:val="30"/>
+          <w:lang w:eastAsia="ru-RU"/>
+          <w:spacing w:val="20"/>
+        </w:rPr>
+        <w:t xml:space="preserve"> </w:t>
+      </w:r>
+      <w:r>
+        <w:rPr>
+          <w:rFonts w:ascii="Georgia" w:hAnsi="Georgia" w:eastAsia="Times New Roman" w:cs="Courier New"/>
+          <w:color w:val="333333"/>
+          <w:sz w:val="30"/>
+          <w:szCs w:val="30"/>
+          <w:lang w:eastAsia="ru-RU"/>
+          <w:spacing w:val="20"/>
         </w:rPr>
         <w:t xml:space="preserve">в</w:t>
       </w:r>
       <w:r>
         <w:rPr>
           <w:rFonts w:ascii="Georgia" w:hAnsi="Georgia" w:eastAsia="Times New Roman" w:cs="Courier New"/>
-          <w:sz w:val="30"/>
-          <w:szCs w:val="30"/>
-          <w:lang w:eastAsia="ru-RU"/>
-          <w:color w:val="000000"/>
+          <w:color w:val="333333"/>
+          <w:sz w:val="30"/>
+          <w:szCs w:val="30"/>
+          <w:lang w:eastAsia="ru-RU"/>
+          <w:spacing w:val="20"/>
         </w:rPr>
         <w:t xml:space="preserve">е</w:t>
       </w:r>
       <w:r>
         <w:rPr>
           <w:rFonts w:ascii="Georgia" w:hAnsi="Georgia" w:eastAsia="Times New Roman" w:cs="Courier New"/>
-          <w:sz w:val="30"/>
-          <w:szCs w:val="30"/>
-          <w:lang w:eastAsia="ru-RU"/>
-          <w:color w:val="000000"/>
+          <w:color w:val="333333"/>
+          <w:sz w:val="30"/>
+          <w:szCs w:val="30"/>
+          <w:lang w:eastAsia="ru-RU"/>
+          <w:spacing w:val="0"/>
         </w:rPr>
         <w:t xml:space="preserve">с</w:t>
       </w:r>
       <w:r>
         <w:rPr>
           <w:rFonts w:ascii="Georgia" w:hAnsi="Georgia" w:eastAsia="Times New Roman" w:cs="Courier New"/>
-          <w:sz w:val="30"/>
-          <w:szCs w:val="30"/>
-          <w:lang w:eastAsia="ru-RU"/>
-          <w:color w:val="FF0000"/>
+          <w:color w:val="333333"/>
+          <w:sz w:val="30"/>
+          <w:szCs w:val="30"/>
+          <w:lang w:eastAsia="ru-RU"/>
+          <w:spacing w:val="0"/>
         </w:rPr>
         <w:t xml:space="preserve">н</w:t>
       </w:r>
       <w:r>
         <w:rPr>
           <w:rFonts w:ascii="Georgia" w:hAnsi="Georgia" w:eastAsia="Times New Roman" w:cs="Courier New"/>
-          <w:sz w:val="30"/>
-          <w:szCs w:val="30"/>
-          <w:lang w:eastAsia="ru-RU"/>
-          <w:color w:val="FF0000"/>
+          <w:color w:val="333333"/>
+          <w:sz w:val="30"/>
+          <w:szCs w:val="30"/>
+          <w:lang w:eastAsia="ru-RU"/>
+          <w:spacing w:val="20"/>
         </w:rPr>
         <w:t xml:space="preserve">о</w:t>
       </w:r>
       <w:r>
         <w:rPr>
           <w:rFonts w:ascii="Georgia" w:hAnsi="Georgia" w:eastAsia="Times New Roman" w:cs="Courier New"/>
-          <w:sz w:val="30"/>
-          <w:szCs w:val="30"/>
-          <w:lang w:eastAsia="ru-RU"/>
-          <w:color w:val="000000"/>
+          <w:color w:val="333333"/>
+          <w:sz w:val="30"/>
+          <w:szCs w:val="30"/>
+          <w:lang w:eastAsia="ru-RU"/>
+          <w:spacing w:val="20"/>
         </w:rPr>
         <w:t xml:space="preserve">й</w:t>
       </w:r>
@@ -1342,220 +1454,242 @@
       <w:r>
         <w:rPr>
           <w:rFonts w:ascii="Georgia" w:hAnsi="Georgia" w:eastAsia="Times New Roman" w:cs="Courier New"/>
-          <w:sz w:val="30"/>
-          <w:szCs w:val="30"/>
-          <w:lang w:eastAsia="ru-RU"/>
-          <w:color w:val="000000"/>
+          <w:color w:val="333333"/>
+          <w:sz w:val="30"/>
+          <w:szCs w:val="30"/>
+          <w:lang w:eastAsia="ru-RU"/>
+          <w:spacing w:val="0"/>
         </w:rPr>
         <w:t xml:space="preserve">Б</w:t>
       </w:r>
       <w:r>
         <w:rPr>
           <w:rFonts w:ascii="Georgia" w:hAnsi="Georgia" w:eastAsia="Times New Roman" w:cs="Courier New"/>
-          <w:sz w:val="30"/>
-          <w:szCs w:val="30"/>
-          <w:lang w:eastAsia="ru-RU"/>
-          <w:color w:val="FF0000"/>
+          <w:color w:val="333333"/>
+          <w:sz w:val="30"/>
+          <w:szCs w:val="30"/>
+          <w:lang w:eastAsia="ru-RU"/>
+          <w:spacing w:val="20"/>
         </w:rPr>
         <w:t xml:space="preserve">у</w:t>
       </w:r>
       <w:r>
         <w:rPr>
           <w:rFonts w:ascii="Georgia" w:hAnsi="Georgia" w:eastAsia="Times New Roman" w:cs="Courier New"/>
-          <w:sz w:val="30"/>
-          <w:szCs w:val="30"/>
-          <w:lang w:eastAsia="ru-RU"/>
-          <w:color w:val="FF0000"/>
+          <w:color w:val="333333"/>
+          <w:sz w:val="30"/>
+          <w:szCs w:val="30"/>
+          <w:lang w:eastAsia="ru-RU"/>
+          <w:spacing w:val="20"/>
         </w:rPr>
         <w:t xml:space="preserve">д</w:t>
       </w:r>
       <w:r>
         <w:rPr>
           <w:rFonts w:ascii="Georgia" w:hAnsi="Georgia" w:eastAsia="Times New Roman" w:cs="Courier New"/>
-          <w:sz w:val="30"/>
-          <w:szCs w:val="30"/>
-          <w:lang w:eastAsia="ru-RU"/>
-          <w:color w:val="000000"/>
+          <w:color w:val="333333"/>
+          <w:sz w:val="30"/>
+          <w:szCs w:val="30"/>
+          <w:lang w:eastAsia="ru-RU"/>
+          <w:spacing w:val="0"/>
         </w:rPr>
         <w:t xml:space="preserve">т</w:t>
       </w:r>
       <w:r>
         <w:rPr>
           <w:rFonts w:ascii="Georgia" w:hAnsi="Georgia" w:eastAsia="Times New Roman" w:cs="Courier New"/>
-          <w:sz w:val="30"/>
-          <w:szCs w:val="30"/>
-          <w:lang w:eastAsia="ru-RU"/>
-          <w:color w:val="FF0000"/>
+          <w:color w:val="333333"/>
+          <w:sz w:val="30"/>
+          <w:szCs w:val="30"/>
+          <w:lang w:eastAsia="ru-RU"/>
+          <w:spacing w:val="20"/>
         </w:rPr>
         <w:t xml:space="preserve">о</w:t>
       </w:r>
       <w:r>
         <w:rPr>
           <w:rFonts w:ascii="Georgia" w:hAnsi="Georgia" w:eastAsia="Times New Roman" w:cs="Courier New"/>
-          <w:sz w:val="30"/>
-          <w:szCs w:val="30"/>
-          <w:lang w:eastAsia="ru-RU"/>
-          <w:color w:val="000000"/>
-        </w:rPr>
-        <w:t xml:space="preserve"> </w:t>
-      </w:r>
-      <w:r>
-        <w:rPr>
-          <w:rFonts w:ascii="Georgia" w:hAnsi="Georgia" w:eastAsia="Times New Roman" w:cs="Courier New"/>
-          <w:sz w:val="30"/>
-          <w:szCs w:val="30"/>
-          <w:lang w:eastAsia="ru-RU"/>
-          <w:color w:val="FF0000"/>
+          <w:color w:val="333333"/>
+          <w:sz w:val="30"/>
+          <w:szCs w:val="30"/>
+          <w:lang w:eastAsia="ru-RU"/>
+          <w:spacing w:val="20"/>
+        </w:rPr>
+        <w:t xml:space="preserve"> </w:t>
+      </w:r>
+      <w:r>
+        <w:rPr>
+          <w:rFonts w:ascii="Georgia" w:hAnsi="Georgia" w:eastAsia="Times New Roman" w:cs="Courier New"/>
+          <w:color w:val="333333"/>
+          <w:sz w:val="30"/>
+          <w:szCs w:val="30"/>
+          <w:lang w:eastAsia="ru-RU"/>
+          <w:spacing w:val="20"/>
         </w:rPr>
         <w:t xml:space="preserve">с</w:t>
       </w:r>
       <w:r>
         <w:rPr>
           <w:rFonts w:ascii="Georgia" w:hAnsi="Georgia" w:eastAsia="Times New Roman" w:cs="Courier New"/>
-          <w:sz w:val="30"/>
-          <w:szCs w:val="30"/>
-          <w:lang w:eastAsia="ru-RU"/>
-          <w:color w:val="000000"/>
+          <w:color w:val="333333"/>
+          <w:sz w:val="30"/>
+          <w:szCs w:val="30"/>
+          <w:lang w:eastAsia="ru-RU"/>
+          <w:spacing w:val="20"/>
         </w:rPr>
         <w:t xml:space="preserve">а</w:t>
       </w:r>
       <w:r>
         <w:rPr>
           <w:rFonts w:ascii="Georgia" w:hAnsi="Georgia" w:eastAsia="Times New Roman" w:cs="Courier New"/>
-          <w:sz w:val="30"/>
-          <w:szCs w:val="30"/>
-          <w:lang w:eastAsia="ru-RU"/>
-          <w:color w:val="000000"/>
+          <w:color w:val="333333"/>
+          <w:sz w:val="30"/>
+          <w:szCs w:val="30"/>
+          <w:lang w:eastAsia="ru-RU"/>
+          <w:spacing w:val="0"/>
         </w:rPr>
         <w:t xml:space="preserve">д</w:t>
       </w:r>
       <w:r>
         <w:rPr>
           <w:rFonts w:ascii="Georgia" w:hAnsi="Georgia" w:eastAsia="Times New Roman" w:cs="Courier New"/>
-          <w:sz w:val="30"/>
-          <w:szCs w:val="30"/>
-          <w:lang w:eastAsia="ru-RU"/>
-          <w:color w:val="000000"/>
+          <w:color w:val="333333"/>
+          <w:sz w:val="30"/>
+          <w:szCs w:val="30"/>
+          <w:lang w:eastAsia="ru-RU"/>
+          <w:spacing w:val="20"/>
         </w:rPr>
         <w:t xml:space="preserve">и</w:t>
       </w:r>
       <w:r>
         <w:rPr>
           <w:rFonts w:ascii="Georgia" w:hAnsi="Georgia" w:eastAsia="Times New Roman" w:cs="Courier New"/>
-          <w:sz w:val="30"/>
-          <w:szCs w:val="30"/>
-          <w:lang w:eastAsia="ru-RU"/>
-          <w:color w:val="FF0000"/>
+          <w:color w:val="333333"/>
+          <w:sz w:val="30"/>
+          <w:szCs w:val="30"/>
+          <w:lang w:eastAsia="ru-RU"/>
+          <w:spacing w:val="20"/>
         </w:rPr>
         <w:t xml:space="preserve">к</w:t>
       </w:r>
       <w:r>
         <w:rPr>
           <w:rFonts w:ascii="Georgia" w:hAnsi="Georgia" w:eastAsia="Times New Roman" w:cs="Courier New"/>
-          <w:sz w:val="30"/>
-          <w:szCs w:val="30"/>
-          <w:lang w:eastAsia="ru-RU"/>
-          <w:color w:val="000000"/>
-        </w:rPr>
-        <w:t xml:space="preserve"> </w:t>
-      </w:r>
-      <w:r>
-        <w:rPr>
-          <w:rFonts w:ascii="Georgia" w:hAnsi="Georgia" w:eastAsia="Times New Roman" w:cs="Courier New"/>
-          <w:sz w:val="30"/>
-          <w:szCs w:val="30"/>
-          <w:lang w:eastAsia="ru-RU"/>
-          <w:color w:val="000000"/>
+          <w:color w:val="333333"/>
+          <w:sz w:val="30"/>
+          <w:szCs w:val="30"/>
+          <w:lang w:eastAsia="ru-RU"/>
+          <w:spacing w:val="0"/>
+        </w:rPr>
+        <w:t xml:space="preserve"> </w:t>
+      </w:r>
+      <w:r>
+        <w:rPr>
+          <w:rFonts w:ascii="Georgia" w:hAnsi="Georgia" w:eastAsia="Times New Roman" w:cs="Courier New"/>
+          <w:color w:val="333333"/>
+          <w:sz w:val="30"/>
+          <w:szCs w:val="30"/>
+          <w:lang w:eastAsia="ru-RU"/>
+          <w:spacing w:val="20"/>
         </w:rPr>
         <w:t xml:space="preserve">п</w:t>
       </w:r>
       <w:r>
         <w:rPr>
           <w:rFonts w:ascii="Georgia" w:hAnsi="Georgia" w:eastAsia="Times New Roman" w:cs="Courier New"/>
-          <w:sz w:val="30"/>
-          <w:szCs w:val="30"/>
-          <w:lang w:eastAsia="ru-RU"/>
-          <w:color w:val="000000"/>
+          <w:color w:val="333333"/>
+          <w:sz w:val="30"/>
+          <w:szCs w:val="30"/>
+          <w:lang w:eastAsia="ru-RU"/>
+          <w:spacing w:val="20"/>
         </w:rPr>
         <w:t xml:space="preserve">о</w:t>
       </w:r>
       <w:r>
         <w:rPr>
           <w:rFonts w:ascii="Georgia" w:hAnsi="Georgia" w:eastAsia="Times New Roman" w:cs="Courier New"/>
-          <w:sz w:val="30"/>
-          <w:szCs w:val="30"/>
-          <w:lang w:eastAsia="ru-RU"/>
-          <w:color w:val="000000"/>
+          <w:color w:val="333333"/>
+          <w:sz w:val="30"/>
+          <w:szCs w:val="30"/>
+          <w:lang w:eastAsia="ru-RU"/>
+          <w:spacing w:val="0"/>
         </w:rPr>
         <w:t xml:space="preserve">д</w:t>
       </w:r>
       <w:r>
         <w:rPr>
           <w:rFonts w:ascii="Georgia" w:hAnsi="Georgia" w:eastAsia="Times New Roman" w:cs="Courier New"/>
-          <w:sz w:val="30"/>
-          <w:szCs w:val="30"/>
-          <w:lang w:eastAsia="ru-RU"/>
-          <w:color w:val="000000"/>
+          <w:color w:val="333333"/>
+          <w:sz w:val="30"/>
+          <w:szCs w:val="30"/>
+          <w:lang w:eastAsia="ru-RU"/>
+          <w:spacing w:val="20"/>
         </w:rPr>
         <w:t xml:space="preserve">в</w:t>
       </w:r>
       <w:r>
         <w:rPr>
           <w:rFonts w:ascii="Georgia" w:hAnsi="Georgia" w:eastAsia="Times New Roman" w:cs="Courier New"/>
-          <w:sz w:val="30"/>
-          <w:szCs w:val="30"/>
-          <w:lang w:eastAsia="ru-RU"/>
-          <w:color w:val="000000"/>
+          <w:color w:val="333333"/>
+          <w:sz w:val="30"/>
+          <w:szCs w:val="30"/>
+          <w:lang w:eastAsia="ru-RU"/>
+          <w:spacing w:val="0"/>
         </w:rPr>
         <w:t xml:space="preserve">е</w:t>
       </w:r>
       <w:r>
         <w:rPr>
           <w:rFonts w:ascii="Georgia" w:hAnsi="Georgia" w:eastAsia="Times New Roman" w:cs="Courier New"/>
-          <w:sz w:val="30"/>
-          <w:szCs w:val="30"/>
-          <w:lang w:eastAsia="ru-RU"/>
-          <w:color w:val="000000"/>
+          <w:color w:val="333333"/>
+          <w:sz w:val="30"/>
+          <w:szCs w:val="30"/>
+          <w:lang w:eastAsia="ru-RU"/>
+          <w:spacing w:val="20"/>
         </w:rPr>
         <w:t xml:space="preserve">с</w:t>
       </w:r>
       <w:r>
         <w:rPr>
           <w:rFonts w:ascii="Georgia" w:hAnsi="Georgia" w:eastAsia="Times New Roman" w:cs="Courier New"/>
-          <w:sz w:val="30"/>
-          <w:szCs w:val="30"/>
-          <w:lang w:eastAsia="ru-RU"/>
-          <w:color w:val="FF0000"/>
+          <w:color w:val="333333"/>
+          <w:sz w:val="30"/>
+          <w:szCs w:val="30"/>
+          <w:lang w:eastAsia="ru-RU"/>
+          <w:spacing w:val="20"/>
         </w:rPr>
         <w:t xml:space="preserve">н</w:t>
       </w:r>
       <w:r>
         <w:rPr>
           <w:rFonts w:ascii="Georgia" w:hAnsi="Georgia" w:eastAsia="Times New Roman" w:cs="Courier New"/>
-          <w:sz w:val="30"/>
-          <w:szCs w:val="30"/>
-          <w:lang w:eastAsia="ru-RU"/>
-          <w:color w:val="000000"/>
+          <w:color w:val="333333"/>
+          <w:sz w:val="30"/>
+          <w:szCs w:val="30"/>
+          <w:lang w:eastAsia="ru-RU"/>
+          <w:spacing w:val="0"/>
         </w:rPr>
         <w:t xml:space="preserve">о</w:t>
       </w:r>
       <w:r>
         <w:rPr>
           <w:rFonts w:ascii="Georgia" w:hAnsi="Georgia" w:eastAsia="Times New Roman" w:cs="Courier New"/>
-          <w:sz w:val="30"/>
-          <w:szCs w:val="30"/>
-          <w:lang w:eastAsia="ru-RU"/>
-          <w:color w:val="000000"/>
+          <w:color w:val="333333"/>
+          <w:sz w:val="30"/>
+          <w:szCs w:val="30"/>
+          <w:lang w:eastAsia="ru-RU"/>
+          <w:spacing w:val="0"/>
         </w:rPr>
         <w:t xml:space="preserve">й</w:t>
       </w:r>
       <w:r>
         <w:rPr>
           <w:rFonts w:ascii="Georgia" w:hAnsi="Georgia" w:eastAsia="Times New Roman" w:cs="Courier New"/>
-          <w:sz w:val="30"/>
-          <w:szCs w:val="30"/>
-          <w:lang w:eastAsia="ru-RU"/>
-          <w:color w:val="FF0000"/>
+          <w:color w:val="333333"/>
+          <w:sz w:val="30"/>
+          <w:szCs w:val="30"/>
+          <w:lang w:eastAsia="ru-RU"/>
+          <w:spacing w:val="20"/>
         </w:rPr>
         <w:t xml:space="preserve">,</w:t>
       </w:r>
@@ -1593,190 +1727,209 @@
       <w:r>
         <w:rPr>
           <w:rFonts w:ascii="Georgia" w:hAnsi="Georgia" w:eastAsia="Times New Roman" w:cs="Courier New"/>
-          <w:sz w:val="30"/>
-          <w:szCs w:val="30"/>
-          <w:lang w:eastAsia="ru-RU"/>
-          <w:color w:val="FF0000"/>
+          <w:color w:val="333333"/>
+          <w:sz w:val="30"/>
+          <w:szCs w:val="30"/>
+          <w:lang w:eastAsia="ru-RU"/>
+          <w:spacing w:val="0"/>
         </w:rPr>
         <w:t xml:space="preserve">У</w:t>
       </w:r>
       <w:r>
         <w:rPr>
           <w:rFonts w:ascii="Georgia" w:hAnsi="Georgia" w:eastAsia="Times New Roman" w:cs="Courier New"/>
-          <w:sz w:val="30"/>
-          <w:szCs w:val="30"/>
-          <w:lang w:eastAsia="ru-RU"/>
-          <w:color w:val="FF0000"/>
-        </w:rPr>
-        <w:t xml:space="preserve"> </w:t>
-      </w:r>
-      <w:r>
-        <w:rPr>
-          <w:rFonts w:ascii="Georgia" w:hAnsi="Georgia" w:eastAsia="Times New Roman" w:cs="Courier New"/>
-          <w:sz w:val="30"/>
-          <w:szCs w:val="30"/>
-          <w:lang w:eastAsia="ru-RU"/>
-          <w:color w:val="FF0000"/>
+          <w:color w:val="333333"/>
+          <w:sz w:val="30"/>
+          <w:szCs w:val="30"/>
+          <w:lang w:eastAsia="ru-RU"/>
+          <w:spacing w:val="20"/>
+        </w:rPr>
+        <w:t xml:space="preserve"> </w:t>
+      </w:r>
+      <w:r>
+        <w:rPr>
+          <w:rFonts w:ascii="Georgia" w:hAnsi="Georgia" w:eastAsia="Times New Roman" w:cs="Courier New"/>
+          <w:color w:val="333333"/>
+          <w:sz w:val="30"/>
+          <w:szCs w:val="30"/>
+          <w:lang w:eastAsia="ru-RU"/>
+          <w:spacing w:val="0"/>
         </w:rPr>
         <w:t xml:space="preserve">д</w:t>
       </w:r>
       <w:r>
         <w:rPr>
           <w:rFonts w:ascii="Georgia" w:hAnsi="Georgia" w:eastAsia="Times New Roman" w:cs="Courier New"/>
-          <w:sz w:val="30"/>
-          <w:szCs w:val="30"/>
-          <w:lang w:eastAsia="ru-RU"/>
-          <w:color w:val="000000"/>
+          <w:color w:val="333333"/>
+          <w:sz w:val="30"/>
+          <w:szCs w:val="30"/>
+          <w:lang w:eastAsia="ru-RU"/>
+          <w:spacing w:val="20"/>
         </w:rPr>
         <w:t xml:space="preserve">р</w:t>
       </w:r>
       <w:r>
         <w:rPr>
           <w:rFonts w:ascii="Georgia" w:hAnsi="Georgia" w:eastAsia="Times New Roman" w:cs="Courier New"/>
-          <w:sz w:val="30"/>
-          <w:szCs w:val="30"/>
-          <w:lang w:eastAsia="ru-RU"/>
-          <w:color w:val="000000"/>
+          <w:color w:val="333333"/>
+          <w:sz w:val="30"/>
+          <w:szCs w:val="30"/>
+          <w:lang w:eastAsia="ru-RU"/>
+          <w:spacing w:val="20"/>
         </w:rPr>
         <w:t xml:space="preserve">у</w:t>
       </w:r>
       <w:r>
         <w:rPr>
           <w:rFonts w:ascii="Georgia" w:hAnsi="Georgia" w:eastAsia="Times New Roman" w:cs="Courier New"/>
-          <w:sz w:val="30"/>
-          <w:szCs w:val="30"/>
-          <w:lang w:eastAsia="ru-RU"/>
-          <w:color w:val="000000"/>
+          <w:color w:val="333333"/>
+          <w:sz w:val="30"/>
+          <w:szCs w:val="30"/>
+          <w:lang w:eastAsia="ru-RU"/>
+          <w:spacing w:val="20"/>
         </w:rPr>
         <w:t xml:space="preserve">г</w:t>
       </w:r>
       <w:r>
         <w:rPr>
           <w:rFonts w:ascii="Georgia" w:hAnsi="Georgia" w:eastAsia="Times New Roman" w:cs="Courier New"/>
-          <w:sz w:val="30"/>
-          <w:szCs w:val="30"/>
-          <w:lang w:eastAsia="ru-RU"/>
-          <w:color w:val="000000"/>
+          <w:color w:val="333333"/>
+          <w:sz w:val="30"/>
+          <w:szCs w:val="30"/>
+          <w:lang w:eastAsia="ru-RU"/>
+          <w:spacing w:val="0"/>
         </w:rPr>
         <w:t xml:space="preserve">и</w:t>
       </w:r>
       <w:r>
         <w:rPr>
           <w:rFonts w:ascii="Georgia" w:hAnsi="Georgia" w:eastAsia="Times New Roman" w:cs="Courier New"/>
-          <w:sz w:val="30"/>
-          <w:szCs w:val="30"/>
-          <w:lang w:eastAsia="ru-RU"/>
-          <w:color w:val="000000"/>
+          <w:color w:val="333333"/>
+          <w:sz w:val="30"/>
+          <w:szCs w:val="30"/>
+          <w:lang w:eastAsia="ru-RU"/>
+          <w:spacing w:val="20"/>
         </w:rPr>
         <w:t xml:space="preserve">х</w:t>
       </w:r>
       <w:r>
         <w:rPr>
           <w:rFonts w:ascii="Georgia" w:hAnsi="Georgia" w:eastAsia="Times New Roman" w:cs="Courier New"/>
-          <w:sz w:val="30"/>
-          <w:szCs w:val="30"/>
-          <w:lang w:eastAsia="ru-RU"/>
-          <w:color w:val="000000"/>
-        </w:rPr>
-        <w:t xml:space="preserve"> </w:t>
-      </w:r>
-      <w:r>
-        <w:rPr>
-          <w:rFonts w:ascii="Georgia" w:hAnsi="Georgia" w:eastAsia="Times New Roman" w:cs="Courier New"/>
-          <w:sz w:val="30"/>
-          <w:szCs w:val="30"/>
-          <w:lang w:eastAsia="ru-RU"/>
-          <w:color w:val="FF0000"/>
+          <w:color w:val="333333"/>
+          <w:sz w:val="30"/>
+          <w:szCs w:val="30"/>
+          <w:lang w:eastAsia="ru-RU"/>
+          <w:spacing w:val="0"/>
+        </w:rPr>
+        <w:t xml:space="preserve"> </w:t>
+      </w:r>
+      <w:r>
+        <w:rPr>
+          <w:rFonts w:ascii="Georgia" w:hAnsi="Georgia" w:eastAsia="Times New Roman" w:cs="Courier New"/>
+          <w:color w:val="333333"/>
+          <w:sz w:val="30"/>
+          <w:szCs w:val="30"/>
+          <w:lang w:eastAsia="ru-RU"/>
+          <w:spacing w:val="0"/>
         </w:rPr>
         <w:t xml:space="preserve">н</w:t>
       </w:r>
       <w:r>
         <w:rPr>
           <w:rFonts w:ascii="Georgia" w:hAnsi="Georgia" w:eastAsia="Times New Roman" w:cs="Courier New"/>
-          <w:sz w:val="30"/>
-          <w:szCs w:val="30"/>
-          <w:lang w:eastAsia="ru-RU"/>
-          <w:color w:val="FF0000"/>
+          <w:color w:val="333333"/>
+          <w:sz w:val="30"/>
+          <w:szCs w:val="30"/>
+          <w:lang w:eastAsia="ru-RU"/>
+          <w:spacing w:val="0"/>
         </w:rPr>
         <w:t xml:space="preserve">а</w:t>
       </w:r>
       <w:r>
         <w:rPr>
           <w:rFonts w:ascii="Georgia" w:hAnsi="Georgia" w:eastAsia="Times New Roman" w:cs="Courier New"/>
-          <w:sz w:val="30"/>
-          <w:szCs w:val="30"/>
-          <w:lang w:eastAsia="ru-RU"/>
-          <w:color w:val="000000"/>
+          <w:color w:val="333333"/>
+          <w:sz w:val="30"/>
+          <w:szCs w:val="30"/>
+          <w:lang w:eastAsia="ru-RU"/>
+          <w:spacing w:val="20"/>
         </w:rPr>
         <w:t xml:space="preserve">о</w:t>
       </w:r>
       <w:r>
         <w:rPr>
           <w:rFonts w:ascii="Georgia" w:hAnsi="Georgia" w:eastAsia="Times New Roman" w:cs="Courier New"/>
-          <w:sz w:val="30"/>
-          <w:szCs w:val="30"/>
-          <w:lang w:eastAsia="ru-RU"/>
-          <w:color w:val="FF0000"/>
+          <w:color w:val="333333"/>
+          <w:sz w:val="30"/>
+          <w:szCs w:val="30"/>
+          <w:lang w:eastAsia="ru-RU"/>
+          <w:spacing w:val="20"/>
         </w:rPr>
         <w:t xml:space="preserve">б</w:t>
       </w:r>
       <w:r>
         <w:rPr>
           <w:rFonts w:ascii="Georgia" w:hAnsi="Georgia" w:eastAsia="Times New Roman" w:cs="Courier New"/>
-          <w:sz w:val="30"/>
-          <w:szCs w:val="30"/>
-          <w:lang w:eastAsia="ru-RU"/>
-          <w:color w:val="000000"/>
+          <w:color w:val="333333"/>
+          <w:sz w:val="30"/>
+          <w:szCs w:val="30"/>
+          <w:lang w:eastAsia="ru-RU"/>
+          <w:spacing w:val="0"/>
         </w:rPr>
         <w:t xml:space="preserve">о</w:t>
       </w:r>
       <w:r>
         <w:rPr>
           <w:rFonts w:ascii="Georgia" w:hAnsi="Georgia" w:eastAsia="Times New Roman" w:cs="Courier New"/>
-          <w:sz w:val="30"/>
-          <w:szCs w:val="30"/>
-          <w:lang w:eastAsia="ru-RU"/>
-          <w:color w:val="FF0000"/>
+          <w:color w:val="333333"/>
+          <w:sz w:val="30"/>
+          <w:szCs w:val="30"/>
+          <w:lang w:eastAsia="ru-RU"/>
+          <w:spacing w:val="20"/>
         </w:rPr>
         <w:t xml:space="preserve">р</w:t>
       </w:r>
       <w:r>
         <w:rPr>
           <w:rFonts w:ascii="Georgia" w:hAnsi="Georgia" w:eastAsia="Times New Roman" w:cs="Courier New"/>
-          <w:sz w:val="30"/>
-          <w:szCs w:val="30"/>
-          <w:lang w:eastAsia="ru-RU"/>
-          <w:color w:val="000000"/>
+          <w:color w:val="333333"/>
+          <w:sz w:val="30"/>
+          <w:szCs w:val="30"/>
+          <w:lang w:eastAsia="ru-RU"/>
+          <w:spacing w:val="0"/>
         </w:rPr>
         <w:t xml:space="preserve">о</w:t>
       </w:r>
       <w:r>
         <w:rPr>
           <w:rFonts w:ascii="Georgia" w:hAnsi="Georgia" w:eastAsia="Times New Roman" w:cs="Courier New"/>
-          <w:sz w:val="30"/>
-          <w:szCs w:val="30"/>
-          <w:lang w:eastAsia="ru-RU"/>
-          <w:color w:val="000000"/>
+          <w:color w:val="333333"/>
+          <w:sz w:val="30"/>
+          <w:szCs w:val="30"/>
+          <w:lang w:eastAsia="ru-RU"/>
+          <w:spacing w:val="0"/>
         </w:rPr>
         <w:t xml:space="preserve">т</w:t>
       </w:r>
       <w:r>
         <w:rPr>
           <w:rFonts w:ascii="Georgia" w:hAnsi="Georgia" w:eastAsia="Times New Roman" w:cs="Courier New"/>
-          <w:sz w:val="30"/>
-          <w:szCs w:val="30"/>
-          <w:lang w:eastAsia="ru-RU"/>
-          <w:color w:val="000000"/>
-        </w:rPr>
-        <w:t xml:space="preserve"> </w:t>
-      </w:r>
-      <w:r>
-        <w:rPr>
-          <w:rFonts w:ascii="Georgia" w:hAnsi="Georgia" w:eastAsia="Times New Roman" w:cs="Courier New"/>
-          <w:sz w:val="30"/>
-          <w:szCs w:val="30"/>
-          <w:lang w:eastAsia="ru-RU"/>
-          <w:color w:val="FF0000"/>
+          <w:color w:val="333333"/>
+          <w:sz w:val="30"/>
+          <w:szCs w:val="30"/>
+          <w:lang w:eastAsia="ru-RU"/>
+          <w:spacing w:val="0"/>
+        </w:rPr>
+        <w:t xml:space="preserve"> </w:t>
+      </w:r>
+      <w:r>
+        <w:rPr>
+          <w:rFonts w:ascii="Georgia" w:hAnsi="Georgia" w:eastAsia="Times New Roman" w:cs="Courier New"/>
+          <w:color w:val="333333"/>
+          <w:sz w:val="30"/>
+          <w:szCs w:val="30"/>
+          <w:lang w:eastAsia="ru-RU"/>
+          <w:spacing w:val="0"/>
         </w:rPr>
         <w:t xml:space="preserve">—</w:t>
       </w:r>
@@ -1814,210 +1967,231 @@
       <w:r>
         <w:rPr>
           <w:rFonts w:ascii="Georgia" w:hAnsi="Georgia" w:eastAsia="Times New Roman" w:cs="Courier New"/>
-          <w:sz w:val="30"/>
-          <w:szCs w:val="30"/>
-          <w:lang w:eastAsia="ru-RU"/>
-          <w:color w:val="000000"/>
+          <w:color w:val="333333"/>
+          <w:sz w:val="30"/>
+          <w:szCs w:val="30"/>
+          <w:lang w:eastAsia="ru-RU"/>
+          <w:spacing w:val="20"/>
         </w:rPr>
         <w:t xml:space="preserve">Т</w:t>
       </w:r>
       <w:r>
         <w:rPr>
           <w:rFonts w:ascii="Georgia" w:hAnsi="Georgia" w:eastAsia="Times New Roman" w:cs="Courier New"/>
-          <w:sz w:val="30"/>
-          <w:szCs w:val="30"/>
-          <w:lang w:eastAsia="ru-RU"/>
-          <w:color w:val="000000"/>
+          <w:color w:val="333333"/>
+          <w:sz w:val="30"/>
+          <w:szCs w:val="30"/>
+          <w:lang w:eastAsia="ru-RU"/>
+          <w:spacing w:val="20"/>
         </w:rPr>
         <w:t xml:space="preserve">а</w:t>
       </w:r>
       <w:r>
         <w:rPr>
           <w:rFonts w:ascii="Georgia" w:hAnsi="Georgia" w:eastAsia="Times New Roman" w:cs="Courier New"/>
-          <w:sz w:val="30"/>
-          <w:szCs w:val="30"/>
-          <w:lang w:eastAsia="ru-RU"/>
-          <w:color w:val="FF0000"/>
+          <w:color w:val="333333"/>
+          <w:sz w:val="30"/>
+          <w:szCs w:val="30"/>
+          <w:lang w:eastAsia="ru-RU"/>
+          <w:spacing w:val="0"/>
         </w:rPr>
         <w:t xml:space="preserve">м</w:t>
       </w:r>
       <w:r>
         <w:rPr>
           <w:rFonts w:ascii="Georgia" w:hAnsi="Georgia" w:eastAsia="Times New Roman" w:cs="Courier New"/>
-          <w:sz w:val="30"/>
-          <w:szCs w:val="30"/>
-          <w:lang w:eastAsia="ru-RU"/>
-          <w:color w:val="FF0000"/>
-        </w:rPr>
-        <w:t xml:space="preserve"> </w:t>
-      </w:r>
-      <w:r>
-        <w:rPr>
-          <w:rFonts w:ascii="Georgia" w:hAnsi="Georgia" w:eastAsia="Times New Roman" w:cs="Courier New"/>
-          <w:sz w:val="30"/>
-          <w:szCs w:val="30"/>
-          <w:lang w:eastAsia="ru-RU"/>
-          <w:color w:val="FF0000"/>
+          <w:color w:val="333333"/>
+          <w:sz w:val="30"/>
+          <w:szCs w:val="30"/>
+          <w:lang w:eastAsia="ru-RU"/>
+          <w:spacing w:val="20"/>
+        </w:rPr>
+        <w:t xml:space="preserve"> </w:t>
+      </w:r>
+      <w:r>
+        <w:rPr>
+          <w:rFonts w:ascii="Georgia" w:hAnsi="Georgia" w:eastAsia="Times New Roman" w:cs="Courier New"/>
+          <w:color w:val="333333"/>
+          <w:sz w:val="30"/>
+          <w:szCs w:val="30"/>
+          <w:lang w:eastAsia="ru-RU"/>
+          <w:spacing w:val="0"/>
         </w:rPr>
         <w:t xml:space="preserve">н</w:t>
       </w:r>
       <w:r>
         <w:rPr>
           <w:rFonts w:ascii="Georgia" w:hAnsi="Georgia" w:eastAsia="Times New Roman" w:cs="Courier New"/>
-          <w:sz w:val="30"/>
-          <w:szCs w:val="30"/>
-          <w:lang w:eastAsia="ru-RU"/>
-          <w:color w:val="FF0000"/>
+          <w:color w:val="333333"/>
+          <w:sz w:val="30"/>
+          <w:szCs w:val="30"/>
+          <w:lang w:eastAsia="ru-RU"/>
+          <w:spacing w:val="0"/>
         </w:rPr>
         <w:t xml:space="preserve">е</w:t>
       </w:r>
       <w:r>
         <w:rPr>
           <w:rFonts w:ascii="Georgia" w:hAnsi="Georgia" w:eastAsia="Times New Roman" w:cs="Courier New"/>
-          <w:sz w:val="30"/>
-          <w:szCs w:val="30"/>
-          <w:lang w:eastAsia="ru-RU"/>
-          <w:color w:val="FF0000"/>
-        </w:rPr>
-        <w:t xml:space="preserve"> </w:t>
-      </w:r>
-      <w:r>
-        <w:rPr>
-          <w:rFonts w:ascii="Georgia" w:hAnsi="Georgia" w:eastAsia="Times New Roman" w:cs="Courier New"/>
-          <w:sz w:val="30"/>
-          <w:szCs w:val="30"/>
-          <w:lang w:eastAsia="ru-RU"/>
-          <w:color w:val="000000"/>
+          <w:color w:val="333333"/>
+          <w:sz w:val="30"/>
+          <w:szCs w:val="30"/>
+          <w:lang w:eastAsia="ru-RU"/>
+          <w:spacing w:val="20"/>
+        </w:rPr>
+        <w:t xml:space="preserve"> </w:t>
+      </w:r>
+      <w:r>
+        <w:rPr>
+          <w:rFonts w:ascii="Georgia" w:hAnsi="Georgia" w:eastAsia="Times New Roman" w:cs="Courier New"/>
+          <w:color w:val="333333"/>
+          <w:sz w:val="30"/>
+          <w:szCs w:val="30"/>
+          <w:lang w:eastAsia="ru-RU"/>
+          <w:spacing w:val="0"/>
         </w:rPr>
         <w:t xml:space="preserve">с</w:t>
       </w:r>
       <w:r>
         <w:rPr>
           <w:rFonts w:ascii="Georgia" w:hAnsi="Georgia" w:eastAsia="Times New Roman" w:cs="Courier New"/>
-          <w:sz w:val="30"/>
-          <w:szCs w:val="30"/>
-          <w:lang w:eastAsia="ru-RU"/>
-          <w:color w:val="FF0000"/>
+          <w:color w:val="333333"/>
+          <w:sz w:val="30"/>
+          <w:szCs w:val="30"/>
+          <w:lang w:eastAsia="ru-RU"/>
+          <w:spacing w:val="20"/>
         </w:rPr>
         <w:t xml:space="preserve">а</w:t>
       </w:r>
       <w:r>
         <w:rPr>
           <w:rFonts w:ascii="Georgia" w:hAnsi="Georgia" w:eastAsia="Times New Roman" w:cs="Courier New"/>
-          <w:sz w:val="30"/>
-          <w:szCs w:val="30"/>
-          <w:lang w:eastAsia="ru-RU"/>
-          <w:color w:val="000000"/>
+          <w:color w:val="333333"/>
+          <w:sz w:val="30"/>
+          <w:szCs w:val="30"/>
+          <w:lang w:eastAsia="ru-RU"/>
+          <w:spacing w:val="20"/>
         </w:rPr>
         <w:t xml:space="preserve">д</w:t>
       </w:r>
       <w:r>
         <w:rPr>
           <w:rFonts w:ascii="Georgia" w:hAnsi="Georgia" w:eastAsia="Times New Roman" w:cs="Courier New"/>
-          <w:sz w:val="30"/>
-          <w:szCs w:val="30"/>
-          <w:lang w:eastAsia="ru-RU"/>
-          <w:color w:val="000000"/>
+          <w:color w:val="333333"/>
+          <w:sz w:val="30"/>
+          <w:szCs w:val="30"/>
+          <w:lang w:eastAsia="ru-RU"/>
+          <w:spacing w:val="0"/>
         </w:rPr>
         <w:t xml:space="preserve">,</w:t>
       </w:r>
       <w:r>
         <w:rPr>
           <w:rFonts w:ascii="Georgia" w:hAnsi="Georgia" w:eastAsia="Times New Roman" w:cs="Courier New"/>
-          <w:sz w:val="30"/>
-          <w:szCs w:val="30"/>
-          <w:lang w:eastAsia="ru-RU"/>
-          <w:color w:val="FF0000"/>
-        </w:rPr>
-        <w:t xml:space="preserve"> </w:t>
-      </w:r>
-      <w:r>
-        <w:rPr>
-          <w:rFonts w:ascii="Georgia" w:hAnsi="Georgia" w:eastAsia="Times New Roman" w:cs="Courier New"/>
-          <w:sz w:val="30"/>
-          <w:szCs w:val="30"/>
-          <w:lang w:eastAsia="ru-RU"/>
-          <w:color w:val="000000"/>
+          <w:color w:val="333333"/>
+          <w:sz w:val="30"/>
+          <w:szCs w:val="30"/>
+          <w:lang w:eastAsia="ru-RU"/>
+          <w:spacing w:val="20"/>
+        </w:rPr>
+        <w:t xml:space="preserve"> </w:t>
+      </w:r>
+      <w:r>
+        <w:rPr>
+          <w:rFonts w:ascii="Georgia" w:hAnsi="Georgia" w:eastAsia="Times New Roman" w:cs="Courier New"/>
+          <w:color w:val="333333"/>
+          <w:sz w:val="30"/>
+          <w:szCs w:val="30"/>
+          <w:lang w:eastAsia="ru-RU"/>
+          <w:spacing w:val="20"/>
         </w:rPr>
         <w:t xml:space="preserve">а</w:t>
       </w:r>
       <w:r>
         <w:rPr>
           <w:rFonts w:ascii="Georgia" w:hAnsi="Georgia" w:eastAsia="Times New Roman" w:cs="Courier New"/>
-          <w:sz w:val="30"/>
-          <w:szCs w:val="30"/>
-          <w:lang w:eastAsia="ru-RU"/>
-          <w:color w:val="FF0000"/>
-        </w:rPr>
-        <w:t xml:space="preserve"> </w:t>
-      </w:r>
-      <w:r>
-        <w:rPr>
-          <w:rFonts w:ascii="Georgia" w:hAnsi="Georgia" w:eastAsia="Times New Roman" w:cs="Courier New"/>
-          <w:sz w:val="30"/>
-          <w:szCs w:val="30"/>
-          <w:lang w:eastAsia="ru-RU"/>
-          <w:color w:val="FF0000"/>
+          <w:color w:val="333333"/>
+          <w:sz w:val="30"/>
+          <w:szCs w:val="30"/>
+          <w:lang w:eastAsia="ru-RU"/>
+          <w:spacing w:val="20"/>
+        </w:rPr>
+        <w:t xml:space="preserve"> </w:t>
+      </w:r>
+      <w:r>
+        <w:rPr>
+          <w:rFonts w:ascii="Georgia" w:hAnsi="Georgia" w:eastAsia="Times New Roman" w:cs="Courier New"/>
+          <w:color w:val="333333"/>
+          <w:sz w:val="30"/>
+          <w:szCs w:val="30"/>
+          <w:lang w:eastAsia="ru-RU"/>
+          <w:spacing w:val="0"/>
         </w:rPr>
         <w:t xml:space="preserve">о</w:t>
       </w:r>
       <w:r>
         <w:rPr>
           <w:rFonts w:ascii="Georgia" w:hAnsi="Georgia" w:eastAsia="Times New Roman" w:cs="Courier New"/>
-          <w:sz w:val="30"/>
-          <w:szCs w:val="30"/>
-          <w:lang w:eastAsia="ru-RU"/>
-          <w:color w:val="000000"/>
+          <w:color w:val="333333"/>
+          <w:sz w:val="30"/>
+          <w:szCs w:val="30"/>
+          <w:lang w:eastAsia="ru-RU"/>
+          <w:spacing w:val="0"/>
         </w:rPr>
         <w:t xml:space="preserve">г</w:t>
       </w:r>
       <w:r>
         <w:rPr>
           <w:rFonts w:ascii="Georgia" w:hAnsi="Georgia" w:eastAsia="Times New Roman" w:cs="Courier New"/>
-          <w:sz w:val="30"/>
-          <w:szCs w:val="30"/>
-          <w:lang w:eastAsia="ru-RU"/>
-          <w:color w:val="FF0000"/>
+          <w:color w:val="333333"/>
+          <w:sz w:val="30"/>
+          <w:szCs w:val="30"/>
+          <w:lang w:eastAsia="ru-RU"/>
+          <w:spacing w:val="20"/>
         </w:rPr>
         <w:t xml:space="preserve">о</w:t>
       </w:r>
       <w:r>
         <w:rPr>
           <w:rFonts w:ascii="Georgia" w:hAnsi="Georgia" w:eastAsia="Times New Roman" w:cs="Courier New"/>
-          <w:sz w:val="30"/>
-          <w:szCs w:val="30"/>
-          <w:lang w:eastAsia="ru-RU"/>
-          <w:color w:val="000000"/>
+          <w:color w:val="333333"/>
+          <w:sz w:val="30"/>
+          <w:szCs w:val="30"/>
+          <w:lang w:eastAsia="ru-RU"/>
+          <w:spacing w:val="20"/>
         </w:rPr>
         <w:t xml:space="preserve">р</w:t>
       </w:r>
       <w:r>
         <w:rPr>
           <w:rFonts w:ascii="Georgia" w:hAnsi="Georgia" w:eastAsia="Times New Roman" w:cs="Courier New"/>
-          <w:sz w:val="30"/>
-          <w:szCs w:val="30"/>
-          <w:lang w:eastAsia="ru-RU"/>
-          <w:color w:val="000000"/>
+          <w:color w:val="333333"/>
+          <w:sz w:val="30"/>
+          <w:szCs w:val="30"/>
+          <w:lang w:eastAsia="ru-RU"/>
+          <w:spacing w:val="0"/>
         </w:rPr>
         <w:t xml:space="preserve">о</w:t>
       </w:r>
       <w:r>
         <w:rPr>
           <w:rFonts w:ascii="Georgia" w:hAnsi="Georgia" w:eastAsia="Times New Roman" w:cs="Courier New"/>
-          <w:sz w:val="30"/>
-          <w:szCs w:val="30"/>
-          <w:lang w:eastAsia="ru-RU"/>
-          <w:color w:val="FF0000"/>
+          <w:color w:val="333333"/>
+          <w:sz w:val="30"/>
+          <w:szCs w:val="30"/>
+          <w:lang w:eastAsia="ru-RU"/>
+          <w:spacing w:val="0"/>
         </w:rPr>
         <w:t xml:space="preserve">д</w:t>
       </w:r>
       <w:r>
         <w:rPr>
           <w:rFonts w:ascii="Georgia" w:hAnsi="Georgia" w:eastAsia="Times New Roman" w:cs="Courier New"/>
-          <w:sz w:val="30"/>
-          <w:szCs w:val="30"/>
-          <w:lang w:eastAsia="ru-RU"/>
-          <w:color w:val="000000"/>
+          <w:color w:val="333333"/>
+          <w:sz w:val="30"/>
+          <w:szCs w:val="30"/>
+          <w:lang w:eastAsia="ru-RU"/>
+          <w:spacing w:val="20"/>
         </w:rPr>
         <w:t xml:space="preserve">.</w:t>
       </w:r>
@@ -2055,160 +2229,162 @@
       <w:r>
         <w:rPr>
           <w:rFonts w:ascii="Georgia" w:hAnsi="Georgia" w:eastAsia="Times New Roman" w:cs="Courier New"/>
-          <w:sz w:val="30"/>
-          <w:szCs w:val="30"/>
-          <w:lang w:eastAsia="ru-RU"/>
-          <w:color w:val="000000"/>
+          <w:color w:val="333333"/>
+          <w:sz w:val="30"/>
+          <w:szCs w:val="30"/>
+          <w:lang w:eastAsia="ru-RU"/>
+          <w:spacing w:val="20"/>
         </w:rPr>
         <w:t xml:space="preserve">А</w:t>
       </w:r>
       <w:r>
         <w:rPr>
           <w:rFonts w:ascii="Georgia" w:hAnsi="Georgia" w:eastAsia="Times New Roman" w:cs="Courier New"/>
-          <w:sz w:val="30"/>
-          <w:szCs w:val="30"/>
-          <w:lang w:eastAsia="ru-RU"/>
-          <w:color w:val="FF0000"/>
-        </w:rPr>
-        <w:t xml:space="preserve"> </w:t>
-      </w:r>
-      <w:r>
-        <w:rPr>
-          <w:rFonts w:ascii="Georgia" w:hAnsi="Georgia" w:eastAsia="Times New Roman" w:cs="Courier New"/>
-          <w:sz w:val="30"/>
-          <w:szCs w:val="30"/>
-          <w:lang w:eastAsia="ru-RU"/>
-          <w:color w:val="FF0000"/>
+          <w:color w:val="333333"/>
+          <w:sz w:val="30"/>
+          <w:szCs w:val="30"/>
+          <w:lang w:eastAsia="ru-RU"/>
+          <w:spacing w:val="20"/>
+        </w:rPr>
+        <w:t xml:space="preserve"> </w:t>
+      </w:r>
+      <w:r>
+        <w:rPr>
+          <w:rFonts w:ascii="Georgia" w:hAnsi="Georgia" w:eastAsia="Times New Roman" w:cs="Courier New"/>
+          <w:color w:val="333333"/>
+          <w:sz w:val="30"/>
+          <w:szCs w:val="30"/>
+          <w:lang w:eastAsia="ru-RU"/>
         </w:rPr>
         <w:t xml:space="preserve">н</w:t>
       </w:r>
       <w:r>
         <w:rPr>
           <w:rFonts w:ascii="Georgia" w:hAnsi="Georgia" w:eastAsia="Times New Roman" w:cs="Courier New"/>
-          <w:sz w:val="30"/>
-          <w:szCs w:val="30"/>
-          <w:lang w:eastAsia="ru-RU"/>
-          <w:color w:val="000000"/>
+          <w:color w:val="333333"/>
+          <w:sz w:val="30"/>
+          <w:szCs w:val="30"/>
+          <w:lang w:eastAsia="ru-RU"/>
         </w:rPr>
         <w:t xml:space="preserve">а</w:t>
       </w:r>
       <w:r>
         <w:rPr>
           <w:rFonts w:ascii="Georgia" w:hAnsi="Georgia" w:eastAsia="Times New Roman" w:cs="Courier New"/>
-          <w:sz w:val="30"/>
-          <w:szCs w:val="30"/>
-          <w:lang w:eastAsia="ru-RU"/>
-          <w:color w:val="FF0000"/>
-        </w:rPr>
-        <w:t xml:space="preserve"> </w:t>
-      </w:r>
-      <w:r>
-        <w:rPr>
-          <w:rFonts w:ascii="Georgia" w:hAnsi="Georgia" w:eastAsia="Times New Roman" w:cs="Courier New"/>
-          <w:sz w:val="30"/>
-          <w:szCs w:val="30"/>
-          <w:lang w:eastAsia="ru-RU"/>
-          <w:color w:val="FF0000"/>
+          <w:color w:val="333333"/>
+          <w:sz w:val="30"/>
+          <w:szCs w:val="30"/>
+          <w:lang w:eastAsia="ru-RU"/>
+        </w:rPr>
+        <w:t xml:space="preserve"> </w:t>
+      </w:r>
+      <w:r>
+        <w:rPr>
+          <w:rFonts w:ascii="Georgia" w:hAnsi="Georgia" w:eastAsia="Times New Roman" w:cs="Courier New"/>
+          <w:color w:val="333333"/>
+          <w:sz w:val="30"/>
+          <w:szCs w:val="30"/>
+          <w:lang w:eastAsia="ru-RU"/>
         </w:rPr>
         <w:t xml:space="preserve">т</w:t>
       </w:r>
       <w:r>
         <w:rPr>
           <w:rFonts w:ascii="Georgia" w:hAnsi="Georgia" w:eastAsia="Times New Roman" w:cs="Courier New"/>
-          <w:sz w:val="30"/>
-          <w:szCs w:val="30"/>
-          <w:lang w:eastAsia="ru-RU"/>
-          <w:color w:val="FF0000"/>
+          <w:color w:val="333333"/>
+          <w:sz w:val="30"/>
+          <w:szCs w:val="30"/>
+          <w:lang w:eastAsia="ru-RU"/>
         </w:rPr>
         <w:t xml:space="preserve">р</w:t>
       </w:r>
       <w:r>
         <w:rPr>
           <w:rFonts w:ascii="Georgia" w:hAnsi="Georgia" w:eastAsia="Times New Roman" w:cs="Courier New"/>
-          <w:sz w:val="30"/>
-          <w:szCs w:val="30"/>
-          <w:lang w:eastAsia="ru-RU"/>
-          <w:color w:val="000000"/>
+          <w:color w:val="333333"/>
+          <w:sz w:val="30"/>
+          <w:szCs w:val="30"/>
+          <w:lang w:eastAsia="ru-RU"/>
         </w:rPr>
         <w:t xml:space="preserve">е</w:t>
       </w:r>
       <w:r>
         <w:rPr>
           <w:rFonts w:ascii="Georgia" w:hAnsi="Georgia" w:eastAsia="Times New Roman" w:cs="Courier New"/>
-          <w:sz w:val="30"/>
-          <w:szCs w:val="30"/>
-          <w:lang w:eastAsia="ru-RU"/>
-          <w:color w:val="000000"/>
+          <w:color w:val="333333"/>
+          <w:sz w:val="30"/>
+          <w:szCs w:val="30"/>
+          <w:lang w:eastAsia="ru-RU"/>
         </w:rPr>
         <w:t xml:space="preserve">т</w:t>
       </w:r>
       <w:r>
         <w:rPr>
           <w:rFonts w:ascii="Georgia" w:hAnsi="Georgia" w:eastAsia="Times New Roman" w:cs="Courier New"/>
-          <w:sz w:val="30"/>
-          <w:szCs w:val="30"/>
-          <w:lang w:eastAsia="ru-RU"/>
-          <w:color w:val="FF0000"/>
+          <w:color w:val="333333"/>
+          <w:sz w:val="30"/>
+          <w:szCs w:val="30"/>
+          <w:lang w:eastAsia="ru-RU"/>
         </w:rPr>
         <w:t xml:space="preserve">ь</w:t>
       </w:r>
       <w:r>
         <w:rPr>
           <w:rFonts w:ascii="Georgia" w:hAnsi="Georgia" w:eastAsia="Times New Roman" w:cs="Courier New"/>
-          <w:sz w:val="30"/>
-          <w:szCs w:val="30"/>
-          <w:lang w:eastAsia="ru-RU"/>
-          <w:color w:val="FF0000"/>
+          <w:color w:val="333333"/>
+          <w:sz w:val="30"/>
+          <w:szCs w:val="30"/>
+          <w:lang w:eastAsia="ru-RU"/>
         </w:rPr>
         <w:t xml:space="preserve">е</w:t>
       </w:r>
       <w:r>
         <w:rPr>
           <w:rFonts w:ascii="Georgia" w:hAnsi="Georgia" w:eastAsia="Times New Roman" w:cs="Courier New"/>
-          <w:sz w:val="30"/>
-          <w:szCs w:val="30"/>
-          <w:lang w:eastAsia="ru-RU"/>
-          <w:color w:val="000000"/>
+          <w:color w:val="333333"/>
+          <w:sz w:val="30"/>
+          <w:szCs w:val="30"/>
+          <w:lang w:eastAsia="ru-RU"/>
         </w:rPr>
         <w:t xml:space="preserve">м</w:t>
       </w:r>
       <w:r>
         <w:rPr>
           <w:rFonts w:ascii="Georgia" w:hAnsi="Georgia" w:eastAsia="Times New Roman" w:cs="Courier New"/>
-          <w:sz w:val="30"/>
-          <w:szCs w:val="30"/>
-          <w:lang w:eastAsia="ru-RU"/>
-          <w:color w:val="000000"/>
+          <w:color w:val="333333"/>
+          <w:sz w:val="30"/>
+          <w:szCs w:val="30"/>
+          <w:lang w:eastAsia="ru-RU"/>
         </w:rPr>
         <w:t xml:space="preserve">,</w:t>
       </w:r>
       <w:r>
         <w:rPr>
           <w:rFonts w:ascii="Georgia" w:hAnsi="Georgia" w:eastAsia="Times New Roman" w:cs="Courier New"/>
-          <w:sz w:val="30"/>
-          <w:szCs w:val="30"/>
-          <w:lang w:eastAsia="ru-RU"/>
-          <w:color w:val="000000"/>
-        </w:rPr>
-        <w:t xml:space="preserve"> </w:t>
-      </w:r>
-      <w:r>
-        <w:rPr>
-          <w:rFonts w:ascii="Georgia" w:hAnsi="Georgia" w:eastAsia="Times New Roman" w:cs="Courier New"/>
-          <w:sz w:val="30"/>
-          <w:szCs w:val="30"/>
-          <w:lang w:eastAsia="ru-RU"/>
-          <w:color w:val="000000"/>
+          <w:color w:val="333333"/>
+          <w:sz w:val="30"/>
+          <w:szCs w:val="30"/>
+          <w:lang w:eastAsia="ru-RU"/>
+        </w:rPr>
+        <w:t xml:space="preserve"> </w:t>
+      </w:r>
+      <w:r>
+        <w:rPr>
+          <w:rFonts w:ascii="Georgia" w:hAnsi="Georgia" w:eastAsia="Times New Roman" w:cs="Courier New"/>
+          <w:color w:val="333333"/>
+          <w:sz w:val="30"/>
+          <w:szCs w:val="30"/>
+          <w:lang w:eastAsia="ru-RU"/>
         </w:rPr>
         <w:t xml:space="preserve">к</w:t>
       </w:r>
       <w:r>
         <w:rPr>
           <w:rFonts w:ascii="Georgia" w:hAnsi="Georgia" w:eastAsia="Times New Roman" w:cs="Courier New"/>
-          <w:sz w:val="30"/>
-          <w:szCs w:val="30"/>
-          <w:lang w:eastAsia="ru-RU"/>
-          <w:color w:val="FF0000"/>
+          <w:color w:val="333333"/>
+          <w:sz w:val="30"/>
+          <w:szCs w:val="30"/>
+          <w:lang w:eastAsia="ru-RU"/>
         </w:rPr>
         <w:t xml:space="preserve">а</w:t>
       </w:r>
@@ -9500,8 +9676,6 @@
       <w:r>
         <w:rPr>
           <w:rFonts w:ascii="Georgia" w:hAnsi="Georgia" w:eastAsia="Times New Roman" w:cs="Courier New"/>
-          <w:b/>
-          <w:bCs/>
           <w:color w:val="333333"/>
           <w:sz w:val="30"/>
           <w:szCs w:val="30"/>
@@ -14289,7 +14463,17 @@
         <w:t xml:space="preserve">.</w:t>
       </w:r>
     </w:p>
-    <w:p/>
+    <w:p>
+      <w:pPr>
+        <w:rPr>
+          <w:rFonts w:ascii="Georgia" w:hAnsi="Georgia" w:eastAsia="Times New Roman" w:cs="Courier New"/>
+          <w:color w:val="333333"/>
+          <w:sz w:val="30"/>
+          <w:szCs w:val="30"/>
+          <w:lang w:eastAsia="ru-RU"/>
+        </w:rPr>
+      </w:pPr>
+    </w:p>
     <w:sectPr>
       <w:pgSz w:w="11906" w:h="16838"/>
       <w:pgMar w:top="1134" w:right="850" w:bottom="1134" w:left="1701" w:header="708" w:footer="708" w:gutter="0"/>
